--- a/reports/Конспект_анализа_данных.docx
+++ b/reports/Конспект_анализа_данных.docx
@@ -4,5518 +4,588 @@
   <w:body>
     <w:p>
       <w:pPr>
-        <w:pStyle w:val="Heading1"/>
+        <w:pStyle w:val="Title"/>
       </w:pPr>
       <w:r>
-        <w:rPr>
-          <w:b w:val="0"/>
-          <w:i w:val="0"/>
-        </w:rPr>
-        <w:t>Анализ входных данных: конспект к защите</w:t>
+        <w:t>Анализ данных и защита антиспама</w:t>
       </w:r>
     </w:p>
     <w:p>
       <w:r>
-        <w:rPr>
-          <w:b w:val="0"/>
-          <w:i w:val="0"/>
-        </w:rPr>
-        <w:t>Дисциплина: «Применение ML в кибербезопасности». Итоговое задание — антиспам-фильтр.</w:t>
+        <w:t>Ражнов Андрей, МКБ251. Эта версия развивает решение хакатона по фишинговым URL.</w:t>
       </w:r>
     </w:p>
     <w:p>
       <w:r>
-        <w:rPr>
-          <w:b w:val="0"/>
-          <w:i w:val="0"/>
-        </w:rPr>
-        <w:t xml:space="preserve">Этот конспект объясняет, </w:t>
-      </w:r>
-      <w:r>
-        <w:rPr>
-          <w:b/>
-          <w:i w:val="0"/>
-        </w:rPr>
-        <w:t>как проводился анализ данных</w:t>
-      </w:r>
-      <w:r>
-        <w:rPr>
-          <w:b w:val="0"/>
-          <w:i w:val="0"/>
-        </w:rPr>
-        <w:t xml:space="preserve"> и **почему из него выросли</w:t>
+        <w:t>Основной результат — модель писем с автономными признаками ссылок и проверяемым</w:t>
       </w:r>
     </w:p>
     <w:p>
       <w:r>
-        <w:rPr>
-          <w:b w:val="0"/>
-          <w:i w:val="0"/>
-        </w:rPr>
-        <w:t>конкретные решения в модели**. Все числа получены на реальном наборе, их можно</w:t>
+        <w:t>разделением данных. Результаты турнира и антиспама оцениваются отдельно.</w:t>
+      </w:r>
+    </w:p>
+    <w:p>
+      <w:pPr>
+        <w:pStyle w:val="Heading1"/>
+      </w:pPr>
+      <w:r>
+        <w:t>Источники и очистка</w:t>
       </w:r>
     </w:p>
     <w:p>
       <w:r>
-        <w:rPr>
-          <w:b w:val="0"/>
-          <w:i w:val="0"/>
-        </w:rPr>
-        <w:t>называть на защите.</w:t>
+        <w:t>SpamAssassin и Ling-Spam дают исходный текст. Добавлены 25 синтетических нормальных</w:t>
+      </w:r>
+    </w:p>
+    <w:p>
+      <w:r>
+        <w:t>транзакционных писем. SpamBase содержит числовые признаки; его строки здесь не</w:t>
+      </w:r>
+    </w:p>
+    <w:p>
+      <w:r>
+        <w:t>участвуют в обучении. Исходный пул 9055; нормализация регистра и пробелов,</w:t>
+      </w:r>
+    </w:p>
+    <w:p>
+      <w:r>
+        <w:t>дедупликация и удаление совпадений с тестом оставляют 7848 писем.</w:t>
+      </w:r>
+    </w:p>
+    <w:p>
+      <w:r>
+        <w:t>Из них 6278 используются для обучения и 1570 — для выбора порога.</w:t>
+      </w:r>
+    </w:p>
+    <w:p>
+      <w:r>
+        <w:t>Все 1545 тестовых текстов исключены из обеих частей. Исторически 1203 из них</w:t>
+      </w:r>
+    </w:p>
+    <w:p>
+      <w:r>
+        <w:t>встречались в исходном пуле, поэтому без удаления оценка была бы оптимистичной.</w:t>
       </w:r>
     </w:p>
     <w:p>
       <w:pPr>
-        <w:pBdr>
-          <w:bottom w:val="single" w:sz="6" w:color="BBBBBB"/>
-        </w:pBdr>
-      </w:pPr>
-    </w:p>
-    <w:p>
-      <w:pPr>
-        <w:pStyle w:val="Heading2"/>
+        <w:pStyle w:val="Heading1"/>
       </w:pPr>
       <w:r>
-        <w:rPr>
-          <w:b w:val="0"/>
-          <w:i w:val="0"/>
-        </w:rPr>
-        <w:t>1. Зачем вообще анализировать данные</w:t>
+        <w:t>Связь с хакатоном</w:t>
       </w:r>
     </w:p>
     <w:p>
       <w:r>
-        <w:rPr>
-          <w:b w:val="0"/>
-          <w:i w:val="0"/>
-        </w:rPr>
-        <w:t>Данные — это не «просто таблица, которую скармливают модели». На этом этапе надо</w:t>
+        <w:t>Перенесён конкретный исходный модуль, зафиксированы commit и SHA256.</w:t>
       </w:r>
     </w:p>
     <w:p>
       <w:r>
-        <w:rPr>
-          <w:b w:val="0"/>
-          <w:i w:val="0"/>
-        </w:rPr>
-        <w:t>ответить на четыре вопроса:</w:t>
+        <w:t>Для каждой ссылки вычисляются 24 автономных признака; по письму — максимумы,</w:t>
       </w:r>
     </w:p>
     <w:p>
       <w:r>
-        <w:rPr>
-          <w:b w:val="0"/>
-          <w:i w:val="0"/>
-        </w:rPr>
-        <w:t>1. Что именно мы получили и в каком виде (формат, поля, объём)?</w:t>
+        <w:t>средние, счётчик и усечение. Получены 50 новых признаков.</w:t>
       </w:r>
     </w:p>
     <w:p>
       <w:r>
-        <w:rPr>
-          <w:b w:val="0"/>
-          <w:i w:val="0"/>
-        </w:rPr>
-        <w:t>2. Можно ли этому доверять (пропуски, мусор, дубликаты)?</w:t>
+        <w:t>Сетевые снимки хакатона отражают состояние старых доменов, поэтому в проверке</w:t>
       </w:r>
     </w:p>
     <w:p>
       <w:r>
-        <w:rPr>
-          <w:b w:val="0"/>
-          <w:i w:val="0"/>
-        </w:rPr>
-        <w:t>3. Насколько данные сбалансированы и какую метрику из-за этого выбирать?</w:t>
+        <w:t>новых писем не используются. Открывать потенциально опасные ссылки не требуется.</w:t>
       </w:r>
     </w:p>
     <w:p>
       <w:r>
-        <w:rPr>
-          <w:b w:val="0"/>
-          <w:i w:val="0"/>
-        </w:rPr>
-        <w:t>4. Не обманываем ли мы себя: не совпадает ли тест с обучением, нет ли сдвига домена?</w:t>
+        <w:t>Метки «фишинг» и «спам» различаются; модели обучены на разных корпусах.</w:t>
+      </w:r>
+    </w:p>
+    <w:p>
+      <w:pPr>
+        <w:pStyle w:val="Heading1"/>
+      </w:pPr>
+      <w:r>
+        <w:t>Как проверялось качество</w:t>
       </w:r>
     </w:p>
     <w:p>
       <w:r>
-        <w:rPr>
-          <w:b w:val="0"/>
-          <w:i w:val="0"/>
-        </w:rPr>
-        <w:t>Каждый ответ ниже превращается в конкретное решение в коде.</w:t>
-      </w:r>
-    </w:p>
-    <w:p>
-      <w:pPr>
-        <w:pBdr>
-          <w:bottom w:val="single" w:sz="6" w:color="BBBBBB"/>
-        </w:pBdr>
-      </w:pPr>
-    </w:p>
-    <w:p>
-      <w:pPr>
-        <w:pStyle w:val="Heading2"/>
-      </w:pPr>
-      <w:r>
-        <w:rPr>
-          <w:b w:val="0"/>
-          <w:i w:val="0"/>
-        </w:rPr>
-        <w:t>2. Шаг 1. Инвентаризация источников</w:t>
+        <w:t>Пять фолдов применены внутри development. Базовые вероятности для мета-модели —</w:t>
       </w:r>
     </w:p>
     <w:p>
       <w:r>
-        <w:rPr>
-          <w:b w:val="0"/>
-          <w:i w:val="0"/>
-        </w:rPr>
-        <w:t xml:space="preserve">Задание требует </w:t>
+        <w:t>OOF: каждая строка предсказана базовой моделью, которая на ней не обучалась.</w:t>
       </w:r>
+    </w:p>
+    <w:p>
       <w:r>
-        <w:rPr>
-          <w:b/>
-          <w:i w:val="0"/>
-        </w:rPr>
-        <w:t>несколько датасетов</w:t>
+        <w:t>Финальная мета-модель обучена на этих вероятностях. Порог 0.710376</w:t>
       </w:r>
+    </w:p>
+    <w:p>
       <w:r>
-        <w:rPr>
-          <w:b w:val="0"/>
-          <w:i w:val="0"/>
-        </w:rPr>
-        <w:t>, поэтому взяты три независимых корпуса:</w:t>
+        <w:t>выбран на validation при ограничении FPR ≤ 1 %. Тест не выбирал порог.</w:t>
       </w:r>
     </w:p>
     <w:tbl>
       <w:tblPr>
         <w:tblStyle w:val="TableGrid"/>
         <w:tblW w:type="auto" w:w="0"/>
-        <w:jc w:val="center"/>
         <w:tblLook w:firstColumn="1" w:firstRow="1" w:lastColumn="0" w:lastRow="0" w:noHBand="0" w:noVBand="1" w:val="04A0"/>
       </w:tblPr>
       <w:tblGrid>
-        <w:gridCol w:w="2564"/>
-        <w:gridCol w:w="2564"/>
-        <w:gridCol w:w="2564"/>
-        <w:gridCol w:w="2564"/>
+        <w:gridCol w:w="1709"/>
+        <w:gridCol w:w="1709"/>
+        <w:gridCol w:w="1709"/>
+        <w:gridCol w:w="1709"/>
+        <w:gridCol w:w="1709"/>
+        <w:gridCol w:w="1709"/>
       </w:tblGrid>
       <w:tr>
         <w:trPr>
-          <w:tblHeader w:val="true"/>
+          <w:cantSplit/>
+          <w:tblHeader/>
         </w:trPr>
         <w:tc>
           <w:tcPr>
-            <w:tcW w:type="dxa" w:w="2564"/>
-            <w:shd w:val="clear" w:color="auto" w:fill="EDF2F7"/>
+            <w:tcW w:type="dxa" w:w="1709"/>
           </w:tcPr>
           <w:p>
             <w:pPr>
-              <w:spacing w:after="40"/>
+              <w:keepNext/>
             </w:pPr>
             <w:r>
-              <w:rPr>
-                <w:b/>
-              </w:rPr>
-            </w:r>
-            <w:r>
-              <w:rPr>
-                <w:b/>
-                <w:i w:val="0"/>
-              </w:rPr>
-              <w:t>Источник</w:t>
+              <w:t>Оценка</w:t>
             </w:r>
           </w:p>
         </w:tc>
         <w:tc>
           <w:tcPr>
-            <w:tcW w:type="dxa" w:w="2564"/>
-            <w:shd w:val="clear" w:color="auto" w:fill="EDF2F7"/>
+            <w:tcW w:type="dxa" w:w="1709"/>
           </w:tcPr>
           <w:p>
             <w:pPr>
-              <w:spacing w:after="40"/>
+              <w:keepNext/>
             </w:pPr>
             <w:r>
-              <w:rPr>
-                <w:b/>
-              </w:rPr>
-            </w:r>
-            <w:r>
-              <w:rPr>
-                <w:b/>
-                <w:i w:val="0"/>
-              </w:rPr>
-              <w:t>Объём</w:t>
-            </w:r>
-          </w:p>
-        </w:tc>
-        <w:tc>
-          <w:tcPr>
-            <w:tcW w:type="dxa" w:w="2564"/>
-            <w:shd w:val="clear" w:color="auto" w:fill="EDF2F7"/>
-          </w:tcPr>
-          <w:p>
-            <w:pPr>
-              <w:spacing w:after="40"/>
-            </w:pPr>
-            <w:r>
-              <w:rPr>
-                <w:b/>
-              </w:rPr>
-            </w:r>
-            <w:r>
-              <w:rPr>
-                <w:b/>
-                <w:i w:val="0"/>
-              </w:rPr>
-              <w:t>Что внутри</w:t>
-            </w:r>
-          </w:p>
-        </w:tc>
-        <w:tc>
-          <w:tcPr>
-            <w:tcW w:type="dxa" w:w="2564"/>
-            <w:shd w:val="clear" w:color="auto" w:fill="EDF2F7"/>
-          </w:tcPr>
-          <w:p>
-            <w:pPr>
-              <w:spacing w:after="40"/>
-            </w:pPr>
-            <w:r>
-              <w:rPr>
-                <w:b/>
-              </w:rPr>
-            </w:r>
-            <w:r>
-              <w:rPr>
-                <w:b/>
-                <w:i w:val="0"/>
-              </w:rPr>
-              <w:t>Доля спама</w:t>
-            </w:r>
-          </w:p>
-        </w:tc>
-      </w:tr>
-      <w:tr>
-        <w:tc>
-          <w:tcPr>
-            <w:tcW w:type="dxa" w:w="2564"/>
-          </w:tcPr>
-          <w:p>
-            <w:pPr>
-              <w:spacing w:after="40"/>
-            </w:pPr>
-            <w:r/>
-            <w:r>
-              <w:rPr>
-                <w:b w:val="0"/>
-                <w:i w:val="0"/>
-              </w:rPr>
-              <w:t>SpamAssassin public corpus</w:t>
-            </w:r>
-          </w:p>
-        </w:tc>
-        <w:tc>
-          <w:tcPr>
-            <w:tcW w:type="dxa" w:w="2564"/>
-          </w:tcPr>
-          <w:p>
-            <w:pPr>
-              <w:spacing w:after="40"/>
-            </w:pPr>
-            <w:r/>
-            <w:r>
-              <w:rPr>
-                <w:b w:val="0"/>
-                <w:i w:val="0"/>
-              </w:rPr>
-              <w:t>6 155 писем</w:t>
-            </w:r>
-          </w:p>
-        </w:tc>
-        <w:tc>
-          <w:tcPr>
-            <w:tcW w:type="dxa" w:w="2564"/>
-          </w:tcPr>
-          <w:p>
-            <w:pPr>
-              <w:spacing w:after="40"/>
-            </w:pPr>
-            <w:r/>
-            <w:r>
-              <w:rPr>
-                <w:b w:val="0"/>
-                <w:i w:val="0"/>
-              </w:rPr>
-              <w:t>сырой текст писем (RFC822), включая «сложные» нормальные письма (hard_ham)</w:t>
-            </w:r>
-          </w:p>
-        </w:tc>
-        <w:tc>
-          <w:tcPr>
-            <w:tcW w:type="dxa" w:w="2564"/>
-          </w:tcPr>
-          <w:p>
-            <w:pPr>
-              <w:spacing w:after="40"/>
-            </w:pPr>
-            <w:r/>
-            <w:r>
-              <w:rPr>
-                <w:b w:val="0"/>
-                <w:i w:val="0"/>
-              </w:rPr>
-              <w:t>29.9 %</w:t>
-            </w:r>
-          </w:p>
-        </w:tc>
-      </w:tr>
-      <w:tr>
-        <w:tc>
-          <w:tcPr>
-            <w:tcW w:type="dxa" w:w="2564"/>
-          </w:tcPr>
-          <w:p>
-            <w:pPr>
-              <w:spacing w:after="40"/>
-            </w:pPr>
-            <w:r/>
-            <w:r>
-              <w:rPr>
-                <w:b w:val="0"/>
-                <w:i w:val="0"/>
-              </w:rPr>
-              <w:t>Ling-Spam</w:t>
-            </w:r>
-          </w:p>
-        </w:tc>
-        <w:tc>
-          <w:tcPr>
-            <w:tcW w:type="dxa" w:w="2564"/>
-          </w:tcPr>
-          <w:p>
-            <w:pPr>
-              <w:spacing w:after="40"/>
-            </w:pPr>
-            <w:r/>
-            <w:r>
-              <w:rPr>
-                <w:b w:val="0"/>
-                <w:i w:val="0"/>
-              </w:rPr>
-              <w:t>2 875 писем</w:t>
-            </w:r>
-          </w:p>
-        </w:tc>
-        <w:tc>
-          <w:tcPr>
-            <w:tcW w:type="dxa" w:w="2564"/>
-          </w:tcPr>
-          <w:p>
-            <w:pPr>
-              <w:spacing w:after="40"/>
-            </w:pPr>
-            <w:r/>
-            <w:r>
-              <w:rPr>
-                <w:b w:val="0"/>
-                <w:i w:val="0"/>
-              </w:rPr>
-              <w:t>письма лингвистической рассылки — другой домен</w:t>
-            </w:r>
-          </w:p>
-        </w:tc>
-        <w:tc>
-          <w:tcPr>
-            <w:tcW w:type="dxa" w:w="2564"/>
-          </w:tcPr>
-          <w:p>
-            <w:pPr>
-              <w:spacing w:after="40"/>
-            </w:pPr>
-            <w:r/>
-            <w:r>
-              <w:rPr>
-                <w:b w:val="0"/>
-                <w:i w:val="0"/>
-              </w:rPr>
-              <w:t>16.3 %</w:t>
-            </w:r>
-          </w:p>
-        </w:tc>
-      </w:tr>
-      <w:tr>
-        <w:tc>
-          <w:tcPr>
-            <w:tcW w:type="dxa" w:w="2564"/>
-          </w:tcPr>
-          <w:p>
-            <w:pPr>
-              <w:spacing w:after="40"/>
-            </w:pPr>
-            <w:r/>
-            <w:r>
-              <w:rPr>
-                <w:b w:val="0"/>
-                <w:i w:val="0"/>
-              </w:rPr>
-              <w:t>SpamBase (UCI)</w:t>
-            </w:r>
-          </w:p>
-        </w:tc>
-        <w:tc>
-          <w:tcPr>
-            <w:tcW w:type="dxa" w:w="2564"/>
-          </w:tcPr>
-          <w:p>
-            <w:pPr>
-              <w:spacing w:after="40"/>
-            </w:pPr>
-            <w:r/>
-            <w:r>
-              <w:rPr>
-                <w:b w:val="0"/>
-                <w:i w:val="0"/>
-              </w:rPr>
-              <w:t>4 601 письмо</w:t>
-            </w:r>
-          </w:p>
-        </w:tc>
-        <w:tc>
-          <w:tcPr>
-            <w:tcW w:type="dxa" w:w="2564"/>
-          </w:tcPr>
-          <w:p>
-            <w:pPr>
-              <w:spacing w:after="40"/>
-            </w:pPr>
-            <w:r/>
-            <w:r>
-              <w:rPr>
-                <w:b w:val="0"/>
-                <w:i w:val="0"/>
-              </w:rPr>
-              <w:t>не текст, а 57 числовых признаков (частоты слов и символов)</w:t>
-            </w:r>
-          </w:p>
-        </w:tc>
-        <w:tc>
-          <w:tcPr>
-            <w:tcW w:type="dxa" w:w="2564"/>
-          </w:tcPr>
-          <w:p>
-            <w:pPr>
-              <w:spacing w:after="40"/>
-            </w:pPr>
-            <w:r/>
-            <w:r>
-              <w:rPr>
-                <w:b w:val="0"/>
-                <w:i w:val="0"/>
-              </w:rPr>
-              <w:t>39.4 %</w:t>
-            </w:r>
-          </w:p>
-        </w:tc>
-      </w:tr>
-      <w:tr>
-        <w:tc>
-          <w:tcPr>
-            <w:tcW w:type="dxa" w:w="2564"/>
-          </w:tcPr>
-          <w:p>
-            <w:pPr>
-              <w:spacing w:after="40"/>
-            </w:pPr>
-            <w:r/>
-            <w:r>
-              <w:rPr>
-                <w:b w:val="0"/>
-                <w:i w:val="0"/>
-              </w:rPr>
-              <w:t>Транзакционные письма (синтетика)</w:t>
-            </w:r>
-          </w:p>
-        </w:tc>
-        <w:tc>
-          <w:tcPr>
-            <w:tcW w:type="dxa" w:w="2564"/>
-          </w:tcPr>
-          <w:p>
-            <w:pPr>
-              <w:spacing w:after="40"/>
-            </w:pPr>
-            <w:r/>
-            <w:r>
-              <w:rPr>
-                <w:b w:val="0"/>
-                <w:i w:val="0"/>
-              </w:rPr>
-              <w:t>25 писем</w:t>
-            </w:r>
-          </w:p>
-        </w:tc>
-        <w:tc>
-          <w:tcPr>
-            <w:tcW w:type="dxa" w:w="2564"/>
-          </w:tcPr>
-          <w:p>
-            <w:pPr>
-              <w:spacing w:after="40"/>
-            </w:pPr>
-            <w:r/>
-            <w:r>
-              <w:rPr>
-                <w:b w:val="0"/>
-                <w:i w:val="0"/>
-              </w:rPr>
-              <w:t>сброс пароля, квитанции, коды подтверждения</w:t>
-            </w:r>
-          </w:p>
-        </w:tc>
-        <w:tc>
-          <w:tcPr>
-            <w:tcW w:type="dxa" w:w="2564"/>
-          </w:tcPr>
-          <w:p>
-            <w:pPr>
-              <w:spacing w:after="40"/>
-            </w:pPr>
-            <w:r/>
-            <w:r>
-              <w:rPr>
-                <w:b w:val="0"/>
-                <w:i w:val="0"/>
-              </w:rPr>
-              <w:t>0 %</w:t>
-            </w:r>
-          </w:p>
-        </w:tc>
-      </w:tr>
-    </w:tbl>
-    <w:p/>
-    <w:p>
-      <w:r>
-        <w:rPr>
-          <w:b w:val="0"/>
-          <w:i w:val="0"/>
-        </w:rPr>
-        <w:t>Плюс тестовый набор из задания — 1 545 писем (спам 61.8 %).</w:t>
-      </w:r>
-    </w:p>
-    <w:p>
-      <w:r>
-        <w:rPr>
-          <w:b/>
-          <w:i w:val="0"/>
-        </w:rPr>
-        <w:t>Что это дало.</w:t>
-      </w:r>
-      <w:r>
-        <w:rPr>
-          <w:b w:val="0"/>
-          <w:i w:val="0"/>
-        </w:rPr>
-        <w:t xml:space="preserve"> Три источника — это три разных «мира»: корпоративная почта,</w:t>
-      </w:r>
-    </w:p>
-    <w:p>
-      <w:r>
-        <w:rPr>
-          <w:b w:val="0"/>
-          <w:i w:val="0"/>
-        </w:rPr>
-        <w:t>рассылка и табличные признаки. Модель, обученная на одном, может развалиться на</w:t>
-      </w:r>
-    </w:p>
-    <w:p>
-      <w:r>
-        <w:rPr>
-          <w:b w:val="0"/>
-          <w:i w:val="0"/>
-        </w:rPr>
-        <w:t>другом. Поэтому сразу закладываем проверку переносимости между корпусами.</w:t>
-      </w:r>
-    </w:p>
-    <w:p>
-      <w:r>
-        <w:rPr>
-          <w:b w:val="0"/>
-          <w:i w:val="0"/>
-        </w:rPr>
-        <w:t xml:space="preserve">Отдельная тонкость: </w:t>
-      </w:r>
-      <w:r>
-        <w:rPr>
-          <w:b/>
-          <w:i w:val="0"/>
-        </w:rPr>
-        <w:t>SpamBase не содержит текста</w:t>
-      </w:r>
-      <w:r>
-        <w:rPr>
-          <w:b w:val="0"/>
-          <w:i w:val="0"/>
-        </w:rPr>
-        <w:t>, только 57 признаков. Чтобы</w:t>
-      </w:r>
-    </w:p>
-    <w:p>
-      <w:r>
-        <w:rPr>
-          <w:b w:val="0"/>
-          <w:i w:val="0"/>
-        </w:rPr>
-        <w:t>использовать его вместе с остальными, я реализовал **воспроизведение этих же</w:t>
-      </w:r>
-    </w:p>
-    <w:p>
-      <w:r>
-        <w:rPr>
-          <w:b w:val="0"/>
-          <w:i w:val="0"/>
-        </w:rPr>
-        <w:t>57 признаков по сырому письму** (</w:t>
-      </w:r>
-      <w:r>
-        <w:rPr>
-          <w:rFonts w:ascii="Consolas" w:hAnsi="Consolas" w:cs="Consolas"/>
-          <w:b w:val="0"/>
-          <w:i w:val="0"/>
-          <w:sz w:val="19"/>
-        </w:rPr>
-        <w:t>src/features.py</w:t>
-      </w:r>
-      <w:r>
-        <w:rPr>
-          <w:b w:val="0"/>
-          <w:i w:val="0"/>
-        </w:rPr>
-        <w:t>): 48 частот слов из словаря</w:t>
-      </w:r>
-    </w:p>
-    <w:p>
-      <w:r>
-        <w:rPr>
-          <w:b w:val="0"/>
-          <w:i w:val="0"/>
-        </w:rPr>
-        <w:t>SpamBase, 6 частот символов (</w:t>
-      </w:r>
-      <w:r>
-        <w:rPr>
-          <w:rFonts w:ascii="Consolas" w:hAnsi="Consolas" w:cs="Consolas"/>
-          <w:b w:val="0"/>
-          <w:i w:val="0"/>
-          <w:sz w:val="19"/>
-        </w:rPr>
-        <w:t>; ( [ ! $ #</w:t>
-      </w:r>
-      <w:r>
-        <w:rPr>
-          <w:b w:val="0"/>
-          <w:i w:val="0"/>
-        </w:rPr>
-        <w:t>), 3 статистики заглавных букв. Теперь</w:t>
-      </w:r>
-    </w:p>
-    <w:p>
-      <w:r>
-        <w:rPr>
-          <w:b w:val="0"/>
-          <w:i w:val="0"/>
-        </w:rPr>
-        <w:t>признаки, посчитанные на письмах SpamBase, сопоставимы с признаками любых других</w:t>
-      </w:r>
-    </w:p>
-    <w:p>
-      <w:r>
-        <w:rPr>
-          <w:b w:val="0"/>
-          <w:i w:val="0"/>
-        </w:rPr>
-        <w:t>писем.</w:t>
-      </w:r>
-    </w:p>
-    <w:p>
-      <w:pPr>
-        <w:pBdr>
-          <w:bottom w:val="single" w:sz="6" w:color="BBBBBB"/>
-        </w:pBdr>
-      </w:pPr>
-    </w:p>
-    <w:p>
-      <w:pPr>
-        <w:pStyle w:val="Heading2"/>
-      </w:pPr>
-      <w:r>
-        <w:rPr>
-          <w:b w:val="0"/>
-          <w:i w:val="0"/>
-        </w:rPr>
-        <w:t>3. Шаг 2. Разбор формата: что внутри письма</w:t>
-      </w:r>
-    </w:p>
-    <w:p>
-      <w:r>
-        <w:rPr>
-          <w:b w:val="0"/>
-          <w:i w:val="0"/>
-        </w:rPr>
-        <w:t>Письмо — это не строка текста, а контейнер:</w:t>
-      </w:r>
-    </w:p>
-    <w:p>
-      <w:r>
-        <w:rPr>
-          <w:b w:val="0"/>
-          <w:i w:val="0"/>
-        </w:rPr>
-        <w:t>```</w:t>
-      </w:r>
-    </w:p>
-    <w:p>
-      <w:r>
-        <w:rPr>
-          <w:b w:val="0"/>
-          <w:i w:val="0"/>
-        </w:rPr>
-        <w:t>заголовки: Subject, From, To, Date, Content-Type ...</w:t>
-      </w:r>
-    </w:p>
-    <w:p>
-      <w:r>
-        <w:rPr>
-          <w:b w:val="0"/>
-          <w:i w:val="0"/>
-        </w:rPr>
-        <w:t>тело:      text/plain ИЛИ text/html, иногда несколько частей (multipart),</w:t>
-      </w:r>
-    </w:p>
-    <w:p>
-      <w:r>
-        <w:rPr>
-          <w:b w:val="0"/>
-          <w:i w:val="0"/>
-        </w:rPr>
-        <w:t>могут быть вложения</w:t>
-      </w:r>
-    </w:p>
-    <w:p>
-      <w:r>
-        <w:rPr>
-          <w:b w:val="0"/>
-          <w:i w:val="0"/>
-        </w:rPr>
-        <w:t>```</w:t>
-      </w:r>
-    </w:p>
-    <w:p>
-      <w:r>
-        <w:rPr>
-          <w:b w:val="0"/>
-          <w:i w:val="0"/>
-        </w:rPr>
-        <w:t>Что извлекалось и зачем:</w:t>
-      </w:r>
-    </w:p>
-    <w:tbl>
-      <w:tblPr>
-        <w:tblStyle w:val="TableGrid"/>
-        <w:tblW w:type="auto" w:w="0"/>
-        <w:jc w:val="center"/>
-        <w:tblLook w:firstColumn="1" w:firstRow="1" w:lastColumn="0" w:lastRow="0" w:noHBand="0" w:noVBand="1" w:val="04A0"/>
-      </w:tblPr>
-      <w:tblGrid>
-        <w:gridCol w:w="5128"/>
-        <w:gridCol w:w="5128"/>
-      </w:tblGrid>
-      <w:tr>
-        <w:trPr>
-          <w:tblHeader w:val="true"/>
-        </w:trPr>
-        <w:tc>
-          <w:tcPr>
-            <w:tcW w:type="dxa" w:w="5128"/>
-            <w:shd w:val="clear" w:color="auto" w:fill="EDF2F7"/>
-          </w:tcPr>
-          <w:p>
-            <w:pPr>
-              <w:spacing w:after="40"/>
-            </w:pPr>
-            <w:r>
-              <w:rPr>
-                <w:b/>
-              </w:rPr>
-            </w:r>
-            <w:r>
-              <w:rPr>
-                <w:b/>
-                <w:i w:val="0"/>
-              </w:rPr>
-              <w:t>Поле</w:t>
-            </w:r>
-          </w:p>
-        </w:tc>
-        <w:tc>
-          <w:tcPr>
-            <w:tcW w:type="dxa" w:w="5128"/>
-            <w:shd w:val="clear" w:color="auto" w:fill="EDF2F7"/>
-          </w:tcPr>
-          <w:p>
-            <w:pPr>
-              <w:spacing w:after="40"/>
-            </w:pPr>
-            <w:r>
-              <w:rPr>
-                <w:b/>
-              </w:rPr>
-            </w:r>
-            <w:r>
-              <w:rPr>
-                <w:b/>
-                <w:i w:val="0"/>
-              </w:rPr>
-              <w:t>Зачем нужно</w:t>
-            </w:r>
-          </w:p>
-        </w:tc>
-      </w:tr>
-      <w:tr>
-        <w:tc>
-          <w:tcPr>
-            <w:tcW w:type="dxa" w:w="5128"/>
-          </w:tcPr>
-          <w:p>
-            <w:pPr>
-              <w:spacing w:after="40"/>
-            </w:pPr>
-            <w:r/>
-            <w:r>
-              <w:rPr>
-                <w:rFonts w:ascii="Consolas" w:hAnsi="Consolas" w:cs="Consolas"/>
-                <w:b w:val="0"/>
-                <w:i w:val="0"/>
-                <w:sz w:val="19"/>
-              </w:rPr>
-              <w:t>subject</w:t>
-            </w:r>
-          </w:p>
-        </w:tc>
-        <w:tc>
-          <w:tcPr>
-            <w:tcW w:type="dxa" w:w="5128"/>
-          </w:tcPr>
-          <w:p>
-            <w:pPr>
-              <w:spacing w:after="40"/>
-            </w:pPr>
-            <w:r/>
-            <w:r>
-              <w:rPr>
-                <w:b w:val="0"/>
-                <w:i w:val="0"/>
-              </w:rPr>
-              <w:t>тема — самая «плотная» часть письма, часто содержит маркеры («Your account», «WINNER»)</w:t>
-            </w:r>
-          </w:p>
-        </w:tc>
-      </w:tr>
-      <w:tr>
-        <w:tc>
-          <w:tcPr>
-            <w:tcW w:type="dxa" w:w="5128"/>
-          </w:tcPr>
-          <w:p>
-            <w:pPr>
-              <w:spacing w:after="40"/>
-            </w:pPr>
-            <w:r/>
-            <w:r>
-              <w:rPr>
-                <w:rFonts w:ascii="Consolas" w:hAnsi="Consolas" w:cs="Consolas"/>
-                <w:b w:val="0"/>
-                <w:i w:val="0"/>
-                <w:sz w:val="19"/>
-              </w:rPr>
-              <w:t>sender</w:t>
-            </w:r>
-          </w:p>
-        </w:tc>
-        <w:tc>
-          <w:tcPr>
-            <w:tcW w:type="dxa" w:w="5128"/>
-          </w:tcPr>
-          <w:p>
-            <w:pPr>
-              <w:spacing w:after="40"/>
-            </w:pPr>
-            <w:r/>
-            <w:r>
-              <w:rPr>
-                <w:b w:val="0"/>
-                <w:i w:val="0"/>
-              </w:rPr>
-              <w:t>домен отправителя: бесплатная почта, цифры в домене, дефисы — признаки одноразовых адресов</w:t>
-            </w:r>
-          </w:p>
-        </w:tc>
-      </w:tr>
-      <w:tr>
-        <w:tc>
-          <w:tcPr>
-            <w:tcW w:type="dxa" w:w="5128"/>
-          </w:tcPr>
-          <w:p>
-            <w:pPr>
-              <w:spacing w:after="40"/>
-            </w:pPr>
-            <w:r/>
-            <w:r>
-              <w:rPr>
-                <w:rFonts w:ascii="Consolas" w:hAnsi="Consolas" w:cs="Consolas"/>
-                <w:b w:val="0"/>
-                <w:i w:val="0"/>
-                <w:sz w:val="19"/>
-              </w:rPr>
-              <w:t>body</w:t>
-            </w:r>
-          </w:p>
-        </w:tc>
-        <w:tc>
-          <w:tcPr>
-            <w:tcW w:type="dxa" w:w="5128"/>
-          </w:tcPr>
-          <w:p>
-            <w:pPr>
-              <w:spacing w:after="40"/>
-            </w:pPr>
-            <w:r/>
-            <w:r>
-              <w:rPr>
-                <w:b w:val="0"/>
-                <w:i w:val="0"/>
-              </w:rPr>
-              <w:t xml:space="preserve">текст: если есть </w:t>
-            </w:r>
-            <w:r>
-              <w:rPr>
-                <w:rFonts w:ascii="Consolas" w:hAnsi="Consolas" w:cs="Consolas"/>
-                <w:b w:val="0"/>
-                <w:i w:val="0"/>
-                <w:sz w:val="19"/>
-              </w:rPr>
-              <w:t>text/plain</w:t>
-            </w:r>
-            <w:r>
-              <w:rPr>
-                <w:b w:val="0"/>
-                <w:i w:val="0"/>
-              </w:rPr>
-              <w:t xml:space="preserve"> — берём его, иначе вытаскиваем текст из HTML (убираем теги, скрипты, стили, декодируем HTML-сущности)</w:t>
-            </w:r>
-          </w:p>
-        </w:tc>
-      </w:tr>
-      <w:tr>
-        <w:tc>
-          <w:tcPr>
-            <w:tcW w:type="dxa" w:w="5128"/>
-          </w:tcPr>
-          <w:p>
-            <w:pPr>
-              <w:spacing w:after="40"/>
-            </w:pPr>
-            <w:r/>
-            <w:r>
-              <w:rPr>
-                <w:rFonts w:ascii="Consolas" w:hAnsi="Consolas" w:cs="Consolas"/>
-                <w:b w:val="0"/>
-                <w:i w:val="0"/>
-                <w:sz w:val="19"/>
-              </w:rPr>
-              <w:t>is_html</w:t>
-            </w:r>
-            <w:r>
-              <w:rPr>
-                <w:b w:val="0"/>
-                <w:i w:val="0"/>
-              </w:rPr>
-              <w:t xml:space="preserve">, </w:t>
-            </w:r>
-            <w:r>
-              <w:rPr>
-                <w:rFonts w:ascii="Consolas" w:hAnsi="Consolas" w:cs="Consolas"/>
-                <w:b w:val="0"/>
-                <w:i w:val="0"/>
-                <w:sz w:val="19"/>
-              </w:rPr>
-              <w:t>has_attach</w:t>
-            </w:r>
-            <w:r>
-              <w:rPr>
-                <w:b w:val="0"/>
-                <w:i w:val="0"/>
-              </w:rPr>
-              <w:t xml:space="preserve">, </w:t>
-            </w:r>
-            <w:r>
-              <w:rPr>
-                <w:rFonts w:ascii="Consolas" w:hAnsi="Consolas" w:cs="Consolas"/>
-                <w:b w:val="0"/>
-                <w:i w:val="0"/>
-                <w:sz w:val="19"/>
-              </w:rPr>
-              <w:t>n_parts</w:t>
-            </w:r>
-          </w:p>
-        </w:tc>
-        <w:tc>
-          <w:tcPr>
-            <w:tcW w:type="dxa" w:w="5128"/>
-          </w:tcPr>
-          <w:p>
-            <w:pPr>
-              <w:spacing w:after="40"/>
-            </w:pPr>
-            <w:r/>
-            <w:r>
-              <w:rPr>
-                <w:b w:val="0"/>
-                <w:i w:val="0"/>
-              </w:rPr>
-              <w:t>структура письма: HTML и вложения чаще встречаются у рассылок</w:t>
-            </w:r>
-          </w:p>
-        </w:tc>
-      </w:tr>
-      <w:tr>
-        <w:tc>
-          <w:tcPr>
-            <w:tcW w:type="dxa" w:w="5128"/>
-          </w:tcPr>
-          <w:p>
-            <w:pPr>
-              <w:spacing w:after="40"/>
-            </w:pPr>
-            <w:r/>
-            <w:r>
-              <w:rPr>
-                <w:rFonts w:ascii="Consolas" w:hAnsi="Consolas" w:cs="Consolas"/>
-                <w:b w:val="0"/>
-                <w:i w:val="0"/>
-                <w:sz w:val="19"/>
-              </w:rPr>
-              <w:t>text</w:t>
-            </w:r>
-            <w:r>
-              <w:rPr>
-                <w:b w:val="0"/>
-                <w:i w:val="0"/>
-              </w:rPr>
-              <w:t xml:space="preserve"> = </w:t>
-            </w:r>
-            <w:r>
-              <w:rPr>
-                <w:rFonts w:ascii="Consolas" w:hAnsi="Consolas" w:cs="Consolas"/>
-                <w:b w:val="0"/>
-                <w:i w:val="0"/>
-                <w:sz w:val="19"/>
-              </w:rPr>
-              <w:t>subject</w:t>
-            </w:r>
-            <w:r>
-              <w:rPr>
-                <w:b w:val="0"/>
-                <w:i w:val="0"/>
-              </w:rPr>
-              <w:t xml:space="preserve"> + </w:t>
-            </w:r>
-            <w:r>
-              <w:rPr>
-                <w:rFonts w:ascii="Consolas" w:hAnsi="Consolas" w:cs="Consolas"/>
-                <w:b w:val="0"/>
-                <w:i w:val="0"/>
-                <w:sz w:val="19"/>
-              </w:rPr>
-              <w:t>body</w:t>
-            </w:r>
-          </w:p>
-        </w:tc>
-        <w:tc>
-          <w:tcPr>
-            <w:tcW w:type="dxa" w:w="5128"/>
-          </w:tcPr>
-          <w:p>
-            <w:pPr>
-              <w:spacing w:after="40"/>
-            </w:pPr>
-            <w:r/>
-            <w:r>
-              <w:rPr>
-                <w:b w:val="0"/>
-                <w:i w:val="0"/>
-              </w:rPr>
-              <w:t>итоговая строка, с которой работают TF-IDF и числовые признаки</w:t>
-            </w:r>
-          </w:p>
-        </w:tc>
-      </w:tr>
-    </w:tbl>
-    <w:p/>
-    <w:p>
-      <w:r>
-        <w:rPr>
-          <w:b/>
-          <w:i w:val="0"/>
-        </w:rPr>
-        <w:t>Проверка на реальных данных:</w:t>
-      </w:r>
-      <w:r>
-        <w:rPr>
-          <w:b w:val="0"/>
-          <w:i w:val="0"/>
-        </w:rPr>
-        <w:t xml:space="preserve"> HTML-писем 14.2 % в обучении и 42.6 % в тесте,</w:t>
-      </w:r>
-    </w:p>
-    <w:p>
-      <w:r>
-        <w:rPr>
-          <w:b w:val="0"/>
-          <w:i w:val="0"/>
-        </w:rPr>
-        <w:t>вложений 1.6 % и 3.4 %, пустая тема у 0.9 % и 0.3 %. Уже здесь видно, что тест</w:t>
-      </w:r>
-    </w:p>
-    <w:p>
-      <w:r>
-        <w:rPr>
-          <w:b w:val="0"/>
-          <w:i w:val="0"/>
-        </w:rPr>
-        <w:t>устроен иначе, чем обучение, — это первый «звоночек» (о нём в шаге 6).</w:t>
-      </w:r>
-    </w:p>
-    <w:p>
-      <w:pPr>
-        <w:pBdr>
-          <w:bottom w:val="single" w:sz="6" w:color="BBBBBB"/>
-        </w:pBdr>
-      </w:pPr>
-    </w:p>
-    <w:p>
-      <w:pPr>
-        <w:pStyle w:val="Heading2"/>
-      </w:pPr>
-      <w:r>
-        <w:rPr>
-          <w:b w:val="0"/>
-          <w:i w:val="0"/>
-        </w:rPr>
-        <w:t>4. Шаг 3. Качество данных: пропуски, мусор, дубликаты</w:t>
-      </w:r>
-    </w:p>
-    <w:p>
-      <w:r>
-        <w:rPr>
-          <w:b w:val="0"/>
-          <w:i w:val="0"/>
-        </w:rPr>
-        <w:t>Три обязательные проверки, которые я сделал:</w:t>
-      </w:r>
-    </w:p>
-    <w:p>
-      <w:r>
-        <w:rPr>
-          <w:b/>
-          <w:i w:val="0"/>
-        </w:rPr>
-        <w:t>а) Пустые и «мусорные» письма.</w:t>
-      </w:r>
-      <w:r>
-        <w:rPr>
-          <w:b w:val="0"/>
-          <w:i w:val="0"/>
-        </w:rPr>
-        <w:t xml:space="preserve"> После разбора часть писем осталась без текста</w:t>
-      </w:r>
-    </w:p>
-    <w:p>
-      <w:r>
-        <w:rPr>
-          <w:b w:val="0"/>
-          <w:i w:val="0"/>
-        </w:rPr>
-        <w:t>(битые MIME, только вложения). Правило: если тело короче 30 символов и тема короче</w:t>
-      </w:r>
-    </w:p>
-    <w:p>
-      <w:r>
-        <w:rPr>
-          <w:b w:val="0"/>
-          <w:i w:val="0"/>
-        </w:rPr>
-        <w:t>10 — письмо выбрасывается: учить модель на пустоте нельзя.</w:t>
-      </w:r>
-    </w:p>
-    <w:p>
-      <w:r>
-        <w:rPr>
-          <w:b/>
-          <w:i w:val="0"/>
-        </w:rPr>
-        <w:t>б) Кодировки.</w:t>
-      </w:r>
-      <w:r>
-        <w:rPr>
-          <w:b w:val="0"/>
-          <w:i w:val="0"/>
-        </w:rPr>
-        <w:t xml:space="preserve"> Письма приходят в разных кодировках (cp1251, koi8-r, UTF-8,</w:t>
-      </w:r>
-    </w:p>
-    <w:p>
-      <w:r>
-        <w:rPr>
-          <w:b w:val="0"/>
-          <w:i w:val="0"/>
-        </w:rPr>
-        <w:t xml:space="preserve">base64/quoted-printable). Декодирую с </w:t>
-      </w:r>
-      <w:r>
-        <w:rPr>
-          <w:rFonts w:ascii="Consolas" w:hAnsi="Consolas" w:cs="Consolas"/>
-          <w:b w:val="0"/>
-          <w:i w:val="0"/>
-          <w:sz w:val="19"/>
-        </w:rPr>
-        <w:t>errors="ignore"</w:t>
-      </w:r>
-      <w:r>
-        <w:rPr>
-          <w:b w:val="0"/>
-          <w:i w:val="0"/>
-        </w:rPr>
-        <w:t xml:space="preserve"> — теряю отдельные символы,</w:t>
-      </w:r>
-    </w:p>
-    <w:p>
-      <w:r>
-        <w:rPr>
-          <w:b w:val="0"/>
-          <w:i w:val="0"/>
-        </w:rPr>
-        <w:t>но не падаю на битом байте. Иначе один битый архив ломает весь конвейер.</w:t>
-      </w:r>
-    </w:p>
-    <w:p>
-      <w:r>
-        <w:rPr>
-          <w:b/>
-          <w:i w:val="0"/>
-        </w:rPr>
-        <w:t>в) Дубликаты — самое важное.</w:t>
-      </w:r>
-      <w:r>
-        <w:rPr>
-          <w:b w:val="0"/>
-          <w:i w:val="0"/>
-        </w:rPr>
-        <w:t xml:space="preserve"> Исходно в двух архивах SpamAssassin одни и те же</w:t>
-      </w:r>
-    </w:p>
-    <w:p>
-      <w:r>
-        <w:rPr>
-          <w:b w:val="0"/>
-          <w:i w:val="0"/>
-        </w:rPr>
-        <w:t>письма лежат дважды (корпуса 2002 и 2003 годов пересекаются). После объединения</w:t>
-      </w:r>
-    </w:p>
-    <w:p>
-      <w:r>
-        <w:rPr>
-          <w:b w:val="0"/>
-          <w:i w:val="0"/>
-        </w:rPr>
-        <w:t xml:space="preserve">источников было </w:t>
-      </w:r>
-      <w:r>
-        <w:rPr>
-          <w:b/>
-          <w:i w:val="0"/>
-        </w:rPr>
-        <w:t>13 247 писем, после дедупликации осталось 9 030</w:t>
-      </w:r>
-      <w:r>
-        <w:rPr>
-          <w:b w:val="0"/>
-          <w:i w:val="0"/>
-        </w:rPr>
-        <w:t xml:space="preserve"> (удалено</w:t>
-      </w:r>
-    </w:p>
-    <w:p>
-      <w:r>
-        <w:rPr>
-          <w:b w:val="0"/>
-          <w:i w:val="0"/>
-        </w:rPr>
-        <w:t>3 217 копий).</w:t>
-      </w:r>
-    </w:p>
-    <w:p>
-      <w:r>
-        <w:rPr>
-          <w:b w:val="0"/>
-          <w:i w:val="0"/>
-        </w:rPr>
-        <w:t>Зачем это критично: если одинаковые письма попадут и в обучение, и в проверку,</w:t>
-      </w:r>
-    </w:p>
-    <w:p>
-      <w:r>
-        <w:rPr>
-          <w:b w:val="0"/>
-          <w:i w:val="0"/>
-        </w:rPr>
-        <w:t>модель просто «узнает» их, и оценка качества станет завышенной. Поэтому дедупликация</w:t>
-      </w:r>
-    </w:p>
-    <w:p>
-      <w:r>
-        <w:rPr>
-          <w:b w:val="0"/>
-          <w:i w:val="0"/>
-        </w:rPr>
-        <w:t xml:space="preserve">проводится </w:t>
-      </w:r>
-      <w:r>
-        <w:rPr>
-          <w:b/>
-          <w:i w:val="0"/>
-        </w:rPr>
-        <w:t>до</w:t>
-      </w:r>
-      <w:r>
-        <w:rPr>
-          <w:b w:val="0"/>
-          <w:i w:val="0"/>
-        </w:rPr>
-        <w:t xml:space="preserve"> разбиения на фолды.</w:t>
-      </w:r>
-    </w:p>
-    <w:p>
-      <w:r>
-        <w:rPr>
-          <w:b/>
-          <w:i w:val="0"/>
-        </w:rPr>
-        <w:t>Итог шага:</w:t>
-      </w:r>
-      <w:r>
-        <w:rPr>
-          <w:b w:val="0"/>
-          <w:i w:val="0"/>
-        </w:rPr>
-        <w:t xml:space="preserve"> обучающая выборка — 9 030 писем, все тексты уникальны.</w:t>
-      </w:r>
-    </w:p>
-    <w:p>
-      <w:pPr>
-        <w:pBdr>
-          <w:bottom w:val="single" w:sz="6" w:color="BBBBBB"/>
-        </w:pBdr>
-      </w:pPr>
-    </w:p>
-    <w:p>
-      <w:pPr>
-        <w:pStyle w:val="Heading2"/>
-      </w:pPr>
-      <w:r>
-        <w:rPr>
-          <w:b w:val="0"/>
-          <w:i w:val="0"/>
-        </w:rPr>
-        <w:t>5. Шаг 4. Баланс классов → выбор метрик</w:t>
-      </w:r>
-    </w:p>
-    <w:tbl>
-      <w:tblPr>
-        <w:tblStyle w:val="TableGrid"/>
-        <w:tblW w:type="auto" w:w="0"/>
-        <w:jc w:val="center"/>
-        <w:tblLook w:firstColumn="1" w:firstRow="1" w:lastColumn="0" w:lastRow="0" w:noHBand="0" w:noVBand="1" w:val="04A0"/>
-      </w:tblPr>
-      <w:tblGrid>
-        <w:gridCol w:w="2564"/>
-        <w:gridCol w:w="2564"/>
-        <w:gridCol w:w="2564"/>
-        <w:gridCol w:w="2564"/>
-      </w:tblGrid>
-      <w:tr>
-        <w:trPr>
-          <w:tblHeader w:val="true"/>
-        </w:trPr>
-        <w:tc>
-          <w:tcPr>
-            <w:tcW w:type="dxa" w:w="2564"/>
-            <w:shd w:val="clear" w:color="auto" w:fill="EDF2F7"/>
-          </w:tcPr>
-          <w:p>
-            <w:pPr>
-              <w:spacing w:after="40"/>
-            </w:pPr>
-            <w:r>
-              <w:rPr>
-                <w:b/>
-              </w:rPr>
-            </w:r>
-            <w:r>
-              <w:rPr>
-                <w:b/>
-                <w:i w:val="0"/>
-              </w:rPr>
-              <w:t>Выборка</w:t>
-            </w:r>
-          </w:p>
-        </w:tc>
-        <w:tc>
-          <w:tcPr>
-            <w:tcW w:type="dxa" w:w="2564"/>
-            <w:shd w:val="clear" w:color="auto" w:fill="EDF2F7"/>
-          </w:tcPr>
-          <w:p>
-            <w:pPr>
-              <w:spacing w:after="40"/>
-            </w:pPr>
-            <w:r>
-              <w:rPr>
-                <w:b/>
-              </w:rPr>
-            </w:r>
-            <w:r>
-              <w:rPr>
-                <w:b/>
-                <w:i w:val="0"/>
-              </w:rPr>
               <w:t>Писем</w:t>
             </w:r>
           </w:p>
         </w:tc>
         <w:tc>
           <w:tcPr>
-            <w:tcW w:type="dxa" w:w="2564"/>
-            <w:shd w:val="clear" w:color="auto" w:fill="EDF2F7"/>
+            <w:tcW w:type="dxa" w:w="1709"/>
           </w:tcPr>
           <w:p>
             <w:pPr>
-              <w:spacing w:after="40"/>
+              <w:keepNext/>
             </w:pPr>
             <w:r>
-              <w:rPr>
-                <w:b/>
-              </w:rPr>
-            </w:r>
-            <w:r>
-              <w:rPr>
-                <w:b/>
-                <w:i w:val="0"/>
-              </w:rPr>
-              <w:t>Спам</w:t>
+              <w:t>F1</w:t>
             </w:r>
           </w:p>
         </w:tc>
         <w:tc>
           <w:tcPr>
-            <w:tcW w:type="dxa" w:w="2564"/>
-            <w:shd w:val="clear" w:color="auto" w:fill="EDF2F7"/>
+            <w:tcW w:type="dxa" w:w="1709"/>
           </w:tcPr>
           <w:p>
             <w:pPr>
-              <w:spacing w:after="40"/>
+              <w:keepNext/>
             </w:pPr>
             <w:r>
-              <w:rPr>
-                <w:b/>
-              </w:rPr>
+              <w:t>Precision</w:t>
             </w:r>
+          </w:p>
+        </w:tc>
+        <w:tc>
+          <w:tcPr>
+            <w:tcW w:type="dxa" w:w="1709"/>
+          </w:tcPr>
+          <w:p>
+            <w:pPr>
+              <w:keepNext/>
+            </w:pPr>
             <w:r>
-              <w:rPr>
-                <w:b/>
-                <w:i w:val="0"/>
-              </w:rPr>
-              <w:t>Доля спама</w:t>
+              <w:t>Recall</w:t>
+            </w:r>
+          </w:p>
+        </w:tc>
+        <w:tc>
+          <w:tcPr>
+            <w:tcW w:type="dxa" w:w="1709"/>
+          </w:tcPr>
+          <w:p>
+            <w:pPr>
+              <w:keepNext/>
+            </w:pPr>
+            <w:r>
+              <w:t>FP / нормальных</w:t>
             </w:r>
           </w:p>
         </w:tc>
       </w:tr>
       <w:tr>
+        <w:trPr>
+          <w:cantSplit/>
+        </w:trPr>
         <w:tc>
           <w:tcPr>
-            <w:tcW w:type="dxa" w:w="2564"/>
+            <w:tcW w:type="dxa" w:w="1709"/>
           </w:tcPr>
           <w:p>
             <w:pPr>
-              <w:spacing w:after="40"/>
+              <w:keepNext/>
             </w:pPr>
-            <w:r/>
             <w:r>
-              <w:rPr>
-                <w:b w:val="0"/>
-                <w:i w:val="0"/>
-              </w:rPr>
-              <w:t>Обучение</w:t>
+              <w:t>Валидация для выбора порога</w:t>
             </w:r>
           </w:p>
         </w:tc>
         <w:tc>
           <w:tcPr>
-            <w:tcW w:type="dxa" w:w="2564"/>
+            <w:tcW w:type="dxa" w:w="1709"/>
           </w:tcPr>
           <w:p>
             <w:pPr>
-              <w:spacing w:after="40"/>
+              <w:keepNext/>
             </w:pPr>
-            <w:r/>
             <w:r>
-              <w:rPr>
-                <w:b w:val="0"/>
-                <w:i w:val="0"/>
-              </w:rPr>
-              <w:t>9 030</w:t>
+              <w:t>1570</w:t>
             </w:r>
           </w:p>
         </w:tc>
         <w:tc>
           <w:tcPr>
-            <w:tcW w:type="dxa" w:w="2564"/>
+            <w:tcW w:type="dxa" w:w="1709"/>
           </w:tcPr>
           <w:p>
             <w:pPr>
-              <w:spacing w:after="40"/>
+              <w:keepNext/>
             </w:pPr>
-            <w:r/>
             <w:r>
-              <w:rPr>
-                <w:b w:val="0"/>
-                <w:i w:val="0"/>
-              </w:rPr>
-              <w:t>2 307</w:t>
+              <w:t>0.98204</w:t>
             </w:r>
           </w:p>
         </w:tc>
         <w:tc>
           <w:tcPr>
-            <w:tcW w:type="dxa" w:w="2564"/>
+            <w:tcW w:type="dxa" w:w="1709"/>
           </w:tcPr>
           <w:p>
             <w:pPr>
-              <w:spacing w:after="40"/>
+              <w:keepNext/>
             </w:pPr>
-            <w:r/>
             <w:r>
-              <w:rPr>
-                <w:b/>
-                <w:i w:val="0"/>
-              </w:rPr>
-              <w:t>25.5 %</w:t>
+              <w:t>0.97910</w:t>
+            </w:r>
+          </w:p>
+        </w:tc>
+        <w:tc>
+          <w:tcPr>
+            <w:tcW w:type="dxa" w:w="1709"/>
+          </w:tcPr>
+          <w:p>
+            <w:pPr>
+              <w:keepNext/>
+            </w:pPr>
+            <w:r>
+              <w:t>0.98498</w:t>
+            </w:r>
+          </w:p>
+        </w:tc>
+        <w:tc>
+          <w:tcPr>
+            <w:tcW w:type="dxa" w:w="1709"/>
+          </w:tcPr>
+          <w:p>
+            <w:pPr>
+              <w:keepNext/>
+            </w:pPr>
+            <w:r>
+              <w:t>7/1237 (0.57 %)</w:t>
             </w:r>
           </w:p>
         </w:tc>
       </w:tr>
       <w:tr>
+        <w:trPr>
+          <w:cantSplit/>
+        </w:trPr>
         <w:tc>
           <w:tcPr>
-            <w:tcW w:type="dxa" w:w="2564"/>
+            <w:tcW w:type="dxa" w:w="1709"/>
           </w:tcPr>
           <w:p>
             <w:pPr>
-              <w:spacing w:after="40"/>
+              <w:keepNext/>
             </w:pPr>
-            <w:r/>
             <w:r>
-              <w:rPr>
-                <w:b w:val="0"/>
-                <w:i w:val="0"/>
-              </w:rPr>
-              <w:t>Тест</w:t>
+              <w:t>Весь локальный тест</w:t>
             </w:r>
           </w:p>
         </w:tc>
         <w:tc>
           <w:tcPr>
-            <w:tcW w:type="dxa" w:w="2564"/>
+            <w:tcW w:type="dxa" w:w="1709"/>
           </w:tcPr>
           <w:p>
             <w:pPr>
-              <w:spacing w:after="40"/>
+              <w:keepNext/>
             </w:pPr>
-            <w:r/>
             <w:r>
-              <w:rPr>
-                <w:b w:val="0"/>
-                <w:i w:val="0"/>
-              </w:rPr>
-              <w:t>1 545</w:t>
+              <w:t>1545</w:t>
             </w:r>
           </w:p>
         </w:tc>
         <w:tc>
           <w:tcPr>
-            <w:tcW w:type="dxa" w:w="2564"/>
+            <w:tcW w:type="dxa" w:w="1709"/>
           </w:tcPr>
           <w:p>
             <w:pPr>
-              <w:spacing w:after="40"/>
+              <w:keepNext/>
             </w:pPr>
-            <w:r/>
             <w:r>
-              <w:rPr>
-                <w:b w:val="0"/>
-                <w:i w:val="0"/>
-              </w:rPr>
-              <w:t>955</w:t>
+              <w:t>0.93878</w:t>
             </w:r>
           </w:p>
         </w:tc>
         <w:tc>
           <w:tcPr>
-            <w:tcW w:type="dxa" w:w="2564"/>
+            <w:tcW w:type="dxa" w:w="1709"/>
           </w:tcPr>
           <w:p>
             <w:pPr>
-              <w:spacing w:after="40"/>
+              <w:keepNext/>
             </w:pPr>
-            <w:r/>
             <w:r>
-              <w:rPr>
-                <w:b/>
-                <w:i w:val="0"/>
-              </w:rPr>
-              <w:t>61.8 %</w:t>
+              <w:t>0.99184</w:t>
+            </w:r>
+          </w:p>
+        </w:tc>
+        <w:tc>
+          <w:tcPr>
+            <w:tcW w:type="dxa" w:w="1709"/>
+          </w:tcPr>
+          <w:p>
+            <w:pPr>
+              <w:keepNext/>
+            </w:pPr>
+            <w:r>
+              <w:t>0.89110</w:t>
+            </w:r>
+          </w:p>
+        </w:tc>
+        <w:tc>
+          <w:tcPr>
+            <w:tcW w:type="dxa" w:w="1709"/>
+          </w:tcPr>
+          <w:p>
+            <w:pPr>
+              <w:keepNext/>
+            </w:pPr>
+            <w:r>
+              <w:t>7/590 (1.19 %)</w:t>
+            </w:r>
+          </w:p>
+        </w:tc>
+      </w:tr>
+      <w:tr>
+        <w:trPr>
+          <w:cantSplit/>
+        </w:trPr>
+        <w:tc>
+          <w:tcPr>
+            <w:tcW w:type="dxa" w:w="1709"/>
+          </w:tcPr>
+          <w:p>
+            <w:pPr>
+              <w:keepNext w:val="0"/>
+            </w:pPr>
+            <w:r>
+              <w:t>Исторически новый срез</w:t>
+            </w:r>
+          </w:p>
+        </w:tc>
+        <w:tc>
+          <w:tcPr>
+            <w:tcW w:type="dxa" w:w="1709"/>
+          </w:tcPr>
+          <w:p>
+            <w:pPr>
+              <w:keepNext w:val="0"/>
+            </w:pPr>
+            <w:r>
+              <w:t>342</w:t>
+            </w:r>
+          </w:p>
+        </w:tc>
+        <w:tc>
+          <w:tcPr>
+            <w:tcW w:type="dxa" w:w="1709"/>
+          </w:tcPr>
+          <w:p>
+            <w:pPr>
+              <w:keepNext w:val="0"/>
+            </w:pPr>
+            <w:r>
+              <w:t>0.84342</w:t>
+            </w:r>
+          </w:p>
+        </w:tc>
+        <w:tc>
+          <w:tcPr>
+            <w:tcW w:type="dxa" w:w="1709"/>
+          </w:tcPr>
+          <w:p>
+            <w:pPr>
+              <w:keepNext w:val="0"/>
+            </w:pPr>
+            <w:r>
+              <w:t>0.97131</w:t>
+            </w:r>
+          </w:p>
+        </w:tc>
+        <w:tc>
+          <w:tcPr>
+            <w:tcW w:type="dxa" w:w="1709"/>
+          </w:tcPr>
+          <w:p>
+            <w:pPr>
+              <w:keepNext w:val="0"/>
+            </w:pPr>
+            <w:r>
+              <w:t>0.74528</w:t>
+            </w:r>
+          </w:p>
+        </w:tc>
+        <w:tc>
+          <w:tcPr>
+            <w:tcW w:type="dxa" w:w="1709"/>
+          </w:tcPr>
+          <w:p>
+            <w:pPr>
+              <w:keepNext w:val="0"/>
+            </w:pPr>
+            <w:r>
+              <w:t>7/24 (29.17 %)</w:t>
             </w:r>
           </w:p>
         </w:tc>
       </w:tr>
     </w:tbl>
-    <w:p/>
     <w:p>
+      <w:pPr>
+        <w:pStyle w:val="Heading1"/>
+      </w:pPr>
       <w:r>
-        <w:rPr>
-          <w:b w:val="0"/>
-          <w:i w:val="0"/>
-        </w:rPr>
-        <w:t>Дисбаланс в обучении примерно 1 : 3 (спам : нормальные).</w:t>
+        <w:t>Как объяснить ограничения на защите</w:t>
       </w:r>
     </w:p>
     <w:p>
       <w:r>
-        <w:rPr>
-          <w:b/>
-          <w:i w:val="0"/>
-        </w:rPr>
-        <w:t>Почему это важно.</w:t>
-      </w:r>
-      <w:r>
-        <w:rPr>
-          <w:b w:val="0"/>
-          <w:i w:val="0"/>
-        </w:rPr>
-        <w:t xml:space="preserve"> Если предсказывать «всё нормальное», accuracy = 74.5 %, но</w:t>
+        <w:t>На всём тесте precision 0,99184 означает: среди отправленных в спам писем</w:t>
       </w:r>
     </w:p>
     <w:p>
       <w:r>
-        <w:rPr>
-          <w:b w:val="0"/>
-          <w:i w:val="0"/>
-        </w:rPr>
-        <w:t>такая модель бесполезна: она не ловит ни одного спама. Поэтому accuracy не</w:t>
+        <w:t>примерно 99,18 % действительно размечены как спам. Это не означает такую же</w:t>
       </w:r>
     </w:p>
     <w:p>
       <w:r>
-        <w:rPr>
-          <w:b w:val="0"/>
-          <w:i w:val="0"/>
-        </w:rPr>
-        <w:t xml:space="preserve">используется, а основная метрика — </w:t>
-      </w:r>
-      <w:r>
-        <w:rPr>
-          <w:b/>
-          <w:i w:val="0"/>
-        </w:rPr>
-        <w:t>F1</w:t>
-      </w:r>
-      <w:r>
-        <w:rPr>
-          <w:b w:val="0"/>
-          <w:i w:val="0"/>
-        </w:rPr>
-        <w:t>, потому что он одновременно учитывает</w:t>
+        <w:t>accuracy и не гарантирует отсутствие потерь важных писем.</w:t>
       </w:r>
     </w:p>
     <w:p>
       <w:r>
-        <w:rPr>
-          <w:b w:val="0"/>
-          <w:i w:val="0"/>
-        </w:rPr>
-        <w:t>precision и recall и устойчив к дисбалансу.</w:t>
+        <w:t>На исторически новом срезе 7 из 24 нормальных писем ошибочно признаны спамом.</w:t>
       </w:r>
     </w:p>
     <w:p>
       <w:r>
-        <w:rPr>
-          <w:b/>
-          <w:i w:val="0"/>
-        </w:rPr>
-        <w:t>Второй уровень решения.</w:t>
-      </w:r>
-      <w:r>
-        <w:rPr>
-          <w:b w:val="0"/>
-          <w:i w:val="0"/>
-        </w:rPr>
-        <w:t xml:space="preserve"> В антиспаме ошибки неравноценны: пропустить спам</w:t>
+        <w:t>Это указывает на проблему переноса, несмотря на высокий precision при преобладании</w:t>
       </w:r>
     </w:p>
     <w:p>
       <w:r>
-        <w:rPr>
-          <w:b w:val="0"/>
-          <w:i w:val="0"/>
-        </w:rPr>
-        <w:t xml:space="preserve">неприятно, но </w:t>
-      </w:r>
-      <w:r>
-        <w:rPr>
-          <w:b/>
-          <w:i w:val="0"/>
-        </w:rPr>
-        <w:t>потерять нормальное письмо — хуже</w:t>
-      </w:r>
-      <w:r>
-        <w:rPr>
-          <w:b w:val="0"/>
-          <w:i w:val="0"/>
-        </w:rPr>
-        <w:t xml:space="preserve"> (можно пропустить счёт или</w:t>
+        <w:t>спама (318 из 342). Письма автоматически не удаляются.</w:t>
       </w:r>
     </w:p>
     <w:p>
       <w:r>
-        <w:rPr>
-          <w:b w:val="0"/>
-          <w:i w:val="0"/>
-        </w:rPr>
-        <w:t xml:space="preserve">письмо от преподавателя). Поэтому приоритет отдан </w:t>
-      </w:r>
-      <w:r>
-        <w:rPr>
-          <w:b/>
-          <w:i w:val="0"/>
-        </w:rPr>
-        <w:t>precision</w:t>
-      </w:r>
-      <w:r>
-        <w:rPr>
-          <w:b w:val="0"/>
-          <w:i w:val="0"/>
-        </w:rPr>
-        <w:t>, а порог выбран</w:t>
+        <w:t>Корпуса исторические и преимущественно английские. Тест уже изучался ранее;</w:t>
       </w:r>
     </w:p>
     <w:p>
       <w:r>
-        <w:rPr>
-          <w:b w:val="0"/>
-          <w:i w:val="0"/>
-        </w:rPr>
-        <w:t>так, чтобы ложных срабатываний было мало (подробнее в шаге 8).</w:t>
+        <w:t>нужны свежий временной тест и проверка по языкам, источникам и типам писем.</w:t>
+      </w:r>
+    </w:p>
+    <w:p>
+      <w:r>
+        <w:t>Отдельной абляции признаков ссылок пока нет, поэтому причинный прирост от них не заявляется.</w:t>
       </w:r>
     </w:p>
     <w:p>
       <w:pPr>
-        <w:pBdr>
-          <w:bottom w:val="single" w:sz="6" w:color="BBBBBB"/>
-        </w:pBdr>
-      </w:pPr>
-    </w:p>
-    <w:p>
-      <w:pPr>
-        <w:jc w:val="center"/>
+        <w:pStyle w:val="Heading1"/>
       </w:pPr>
       <w:r>
-        <w:drawing>
-          <wp:inline xmlns:a="http://schemas.openxmlformats.org/drawingml/2006/main" xmlns:pic="http://schemas.openxmlformats.org/drawingml/2006/picture">
-            <wp:extent cx="5580000" cy="3096931"/>
-            <wp:docPr id="1" name="Picture 1"/>
-            <wp:cNvGraphicFramePr>
-              <a:graphicFrameLocks noChangeAspect="1"/>
-            </wp:cNvGraphicFramePr>
-            <a:graphic>
-              <a:graphicData uri="http://schemas.openxmlformats.org/drawingml/2006/picture">
-                <pic:pic>
-                  <pic:nvPicPr>
-                    <pic:cNvPr id="0" name="data_analysis.png"/>
-                    <pic:cNvPicPr/>
-                  </pic:nvPicPr>
-                  <pic:blipFill>
-                    <a:blip r:embed="rId9"/>
-                    <a:stretch>
-                      <a:fillRect/>
-                    </a:stretch>
-                  </pic:blipFill>
-                  <pic:spPr>
-                    <a:xfrm>
-                      <a:off x="0" y="0"/>
-                      <a:ext cx="5580000" cy="3096931"/>
-                    </a:xfrm>
-                    <a:prstGeom prst="rect"/>
-                  </pic:spPr>
-                </pic:pic>
-              </a:graphicData>
-            </a:graphic>
-          </wp:inline>
-        </w:drawing>
-      </w:r>
-    </w:p>
-    <w:p>
-      <w:pPr>
-        <w:jc w:val="center"/>
-      </w:pPr>
-      <w:r>
-        <w:rPr>
-          <w:i/>
-          <w:sz w:val="18"/>
-        </w:rPr>
-        <w:t>Что показал анализ входных данных</w:t>
-      </w:r>
-    </w:p>
-    <w:p>
-      <w:pPr>
-        <w:pStyle w:val="Heading2"/>
-      </w:pPr>
-      <w:r>
-        <w:rPr>
-          <w:b w:val="0"/>
-          <w:i w:val="0"/>
-        </w:rPr>
-        <w:t>6. Шаг 5. Распределения: длина, лексика, маркеры</w:t>
+        <w:t>Рассказ на две минуты</w:t>
       </w:r>
     </w:p>
     <w:p>
       <w:r>
-        <w:rPr>
-          <w:b/>
-          <w:i w:val="0"/>
-        </w:rPr>
-        <w:t>Длина писем.</w:t>
-      </w:r>
-      <w:r>
-        <w:rPr>
-          <w:b w:val="0"/>
-          <w:i w:val="0"/>
-        </w:rPr>
-        <w:t xml:space="preserve"> Медиана 1 252 символа, 10-й процентиль 372, 90-й — 5 632,</w:t>
+        <w:t>Я взял за основу свою работу хакатона по фишинговым URL и перенёс модуль</w:t>
       </w:r>
     </w:p>
     <w:p>
       <w:r>
-        <w:rPr>
-          <w:b w:val="0"/>
-          <w:i w:val="0"/>
-        </w:rPr>
-        <w:t>максимум 30 066. Хвост длинный, поэтому тексты обрезаются до 30 000 символов,</w:t>
+        <w:t>автономных признаков ссылок в задачу антиспама. Тексты письма представлены</w:t>
       </w:r>
     </w:p>
     <w:p>
       <w:r>
-        <w:rPr>
-          <w:b w:val="0"/>
-          <w:i w:val="0"/>
-        </w:rPr>
-        <w:t>а признак длины логарифмируется.</w:t>
+        <w:t>словными и символьными TF-IDF; структура письма и ссылок — числовыми признаками.</w:t>
       </w:r>
     </w:p>
     <w:p>
       <w:r>
-        <w:rPr>
-          <w:b/>
-          <w:i w:val="0"/>
-        </w:rPr>
-        <w:t>Неожиданный и важный результат:</w:t>
-      </w:r>
-      <w:r>
-        <w:rPr>
-          <w:b w:val="0"/>
-          <w:i w:val="0"/>
-        </w:rPr>
-        <w:t xml:space="preserve"> медиана длины у спама 1 188 символов, у</w:t>
+        <w:t>Четыре базовые модели объединены через мета-модель, обученную на OOF-прогнозах.</w:t>
       </w:r>
     </w:p>
     <w:p>
       <w:r>
-        <w:rPr>
-          <w:b w:val="0"/>
-          <w:i w:val="0"/>
-        </w:rPr>
-        <w:t xml:space="preserve">нормальных писем 1 271 — </w:t>
-      </w:r>
-      <w:r>
-        <w:rPr>
-          <w:b/>
-          <w:i w:val="0"/>
-        </w:rPr>
-        <w:t>почти одинаково</w:t>
-      </w:r>
-      <w:r>
-        <w:rPr>
-          <w:b w:val="0"/>
-          <w:i w:val="0"/>
-        </w:rPr>
-        <w:t>. То есть «спам — это короткое письмо»</w:t>
+        <w:t>Главная проверка — отсутствие точных тестовых текстов в обучении и единый порог</w:t>
       </w:r>
     </w:p>
     <w:p>
       <w:r>
-        <w:rPr>
-          <w:b w:val="0"/>
-          <w:i w:val="0"/>
-        </w:rPr>
-        <w:t xml:space="preserve">неверно, и строить модель на длине нельзя. Различие — в </w:t>
-      </w:r>
-      <w:r>
-        <w:rPr>
-          <w:b/>
-          <w:i w:val="0"/>
-        </w:rPr>
-        <w:t>словах</w:t>
-      </w:r>
-      <w:r>
-        <w:rPr>
-          <w:b w:val="0"/>
-          <w:i w:val="0"/>
-        </w:rPr>
-        <w:t>.</w:t>
+        <w:t>во всех частях проекта. На полном тесте F1 равен 0,93878, но на сложном исторически</w:t>
       </w:r>
     </w:p>
     <w:p>
       <w:r>
-        <w:rPr>
-          <w:b/>
-          <w:i w:val="0"/>
-        </w:rPr>
-        <w:t>Слова-маркеры.</w:t>
-      </w:r>
-      <w:r>
-        <w:rPr>
-          <w:b w:val="0"/>
-          <w:i w:val="0"/>
-        </w:rPr>
-        <w:t xml:space="preserve"> Считаю долю писем, где встречается слово, отдельно для классов:</w:t>
-      </w:r>
-    </w:p>
-    <w:tbl>
-      <w:tblPr>
-        <w:tblStyle w:val="TableGrid"/>
-        <w:tblW w:type="auto" w:w="0"/>
-        <w:jc w:val="center"/>
-        <w:tblLook w:firstColumn="1" w:firstRow="1" w:lastColumn="0" w:lastRow="0" w:noHBand="0" w:noVBand="1" w:val="04A0"/>
-      </w:tblPr>
-      <w:tblGrid>
-        <w:gridCol w:w="2564"/>
-        <w:gridCol w:w="2564"/>
-        <w:gridCol w:w="2564"/>
-        <w:gridCol w:w="2564"/>
-      </w:tblGrid>
-      <w:tr>
-        <w:trPr>
-          <w:tblHeader w:val="true"/>
-        </w:trPr>
-        <w:tc>
-          <w:tcPr>
-            <w:tcW w:type="dxa" w:w="2564"/>
-            <w:shd w:val="clear" w:color="auto" w:fill="EDF2F7"/>
-          </w:tcPr>
-          <w:p>
-            <w:pPr>
-              <w:spacing w:after="40"/>
-            </w:pPr>
-            <w:r>
-              <w:rPr>
-                <w:b/>
-              </w:rPr>
-            </w:r>
-            <w:r>
-              <w:rPr>
-                <w:b/>
-                <w:i w:val="0"/>
-              </w:rPr>
-              <w:t>Слово</w:t>
-            </w:r>
-          </w:p>
-        </w:tc>
-        <w:tc>
-          <w:tcPr>
-            <w:tcW w:type="dxa" w:w="2564"/>
-            <w:shd w:val="clear" w:color="auto" w:fill="EDF2F7"/>
-          </w:tcPr>
-          <w:p>
-            <w:pPr>
-              <w:spacing w:after="40"/>
-            </w:pPr>
-            <w:r>
-              <w:rPr>
-                <w:b/>
-              </w:rPr>
-            </w:r>
-            <w:r>
-              <w:rPr>
-                <w:b/>
-                <w:i w:val="0"/>
-              </w:rPr>
-              <w:t>Спам</w:t>
-            </w:r>
-          </w:p>
-        </w:tc>
-        <w:tc>
-          <w:tcPr>
-            <w:tcW w:type="dxa" w:w="2564"/>
-            <w:shd w:val="clear" w:color="auto" w:fill="EDF2F7"/>
-          </w:tcPr>
-          <w:p>
-            <w:pPr>
-              <w:spacing w:after="40"/>
-            </w:pPr>
-            <w:r>
-              <w:rPr>
-                <w:b/>
-              </w:rPr>
-            </w:r>
-            <w:r>
-              <w:rPr>
-                <w:b/>
-                <w:i w:val="0"/>
-              </w:rPr>
-              <w:t>Нормальные</w:t>
-            </w:r>
-          </w:p>
-        </w:tc>
-        <w:tc>
-          <w:tcPr>
-            <w:tcW w:type="dxa" w:w="2564"/>
-            <w:shd w:val="clear" w:color="auto" w:fill="EDF2F7"/>
-          </w:tcPr>
-          <w:p>
-            <w:pPr>
-              <w:spacing w:after="40"/>
-            </w:pPr>
-            <w:r>
-              <w:rPr>
-                <w:b/>
-              </w:rPr>
-            </w:r>
-            <w:r>
-              <w:rPr>
-                <w:b/>
-                <w:i w:val="0"/>
-              </w:rPr>
-              <w:t>Во сколько раз чаще у спама</w:t>
-            </w:r>
-          </w:p>
-        </w:tc>
-      </w:tr>
-      <w:tr>
-        <w:tc>
-          <w:tcPr>
-            <w:tcW w:type="dxa" w:w="2564"/>
-          </w:tcPr>
-          <w:p>
-            <w:pPr>
-              <w:spacing w:after="40"/>
-            </w:pPr>
-            <w:r/>
-            <w:r>
-              <w:rPr>
-                <w:b w:val="0"/>
-                <w:i w:val="0"/>
-              </w:rPr>
-              <w:t>money</w:t>
-            </w:r>
-          </w:p>
-        </w:tc>
-        <w:tc>
-          <w:tcPr>
-            <w:tcW w:type="dxa" w:w="2564"/>
-          </w:tcPr>
-          <w:p>
-            <w:pPr>
-              <w:spacing w:after="40"/>
-            </w:pPr>
-            <w:r/>
-            <w:r>
-              <w:rPr>
-                <w:b w:val="0"/>
-                <w:i w:val="0"/>
-              </w:rPr>
-              <w:t>26.6 %</w:t>
-            </w:r>
-          </w:p>
-        </w:tc>
-        <w:tc>
-          <w:tcPr>
-            <w:tcW w:type="dxa" w:w="2564"/>
-          </w:tcPr>
-          <w:p>
-            <w:pPr>
-              <w:spacing w:after="40"/>
-            </w:pPr>
-            <w:r/>
-            <w:r>
-              <w:rPr>
-                <w:b w:val="0"/>
-                <w:i w:val="0"/>
-              </w:rPr>
-              <w:t>4.6 %</w:t>
-            </w:r>
-          </w:p>
-        </w:tc>
-        <w:tc>
-          <w:tcPr>
-            <w:tcW w:type="dxa" w:w="2564"/>
-          </w:tcPr>
-          <w:p>
-            <w:pPr>
-              <w:spacing w:after="40"/>
-            </w:pPr>
-            <w:r/>
-            <w:r>
-              <w:rPr>
-                <w:b/>
-                <w:i w:val="0"/>
-              </w:rPr>
-              <w:t>5.8×</w:t>
-            </w:r>
-          </w:p>
-        </w:tc>
-      </w:tr>
-      <w:tr>
-        <w:tc>
-          <w:tcPr>
-            <w:tcW w:type="dxa" w:w="2564"/>
-          </w:tcPr>
-          <w:p>
-            <w:pPr>
-              <w:spacing w:after="40"/>
-            </w:pPr>
-            <w:r/>
-            <w:r>
-              <w:rPr>
-                <w:b w:val="0"/>
-                <w:i w:val="0"/>
-              </w:rPr>
-              <w:t>credit</w:t>
-            </w:r>
-          </w:p>
-        </w:tc>
-        <w:tc>
-          <w:tcPr>
-            <w:tcW w:type="dxa" w:w="2564"/>
-          </w:tcPr>
-          <w:p>
-            <w:pPr>
-              <w:spacing w:after="40"/>
-            </w:pPr>
-            <w:r/>
-            <w:r>
-              <w:rPr>
-                <w:b w:val="0"/>
-                <w:i w:val="0"/>
-              </w:rPr>
-              <w:t>18.9 %</w:t>
-            </w:r>
-          </w:p>
-        </w:tc>
-        <w:tc>
-          <w:tcPr>
-            <w:tcW w:type="dxa" w:w="2564"/>
-          </w:tcPr>
-          <w:p>
-            <w:pPr>
-              <w:spacing w:after="40"/>
-            </w:pPr>
-            <w:r/>
-            <w:r>
-              <w:rPr>
-                <w:b w:val="0"/>
-                <w:i w:val="0"/>
-              </w:rPr>
-              <w:t>3.2 %</w:t>
-            </w:r>
-          </w:p>
-        </w:tc>
-        <w:tc>
-          <w:tcPr>
-            <w:tcW w:type="dxa" w:w="2564"/>
-          </w:tcPr>
-          <w:p>
-            <w:pPr>
-              <w:spacing w:after="40"/>
-            </w:pPr>
-            <w:r/>
-            <w:r>
-              <w:rPr>
-                <w:b/>
-                <w:i w:val="0"/>
-              </w:rPr>
-              <w:t>5.9×</w:t>
-            </w:r>
-          </w:p>
-        </w:tc>
-      </w:tr>
-      <w:tr>
-        <w:tc>
-          <w:tcPr>
-            <w:tcW w:type="dxa" w:w="2564"/>
-          </w:tcPr>
-          <w:p>
-            <w:pPr>
-              <w:spacing w:after="40"/>
-            </w:pPr>
-            <w:r/>
-            <w:r>
-              <w:rPr>
-                <w:b w:val="0"/>
-                <w:i w:val="0"/>
-              </w:rPr>
-              <w:t>click</w:t>
-            </w:r>
-          </w:p>
-        </w:tc>
-        <w:tc>
-          <w:tcPr>
-            <w:tcW w:type="dxa" w:w="2564"/>
-          </w:tcPr>
-          <w:p>
-            <w:pPr>
-              <w:spacing w:after="40"/>
-            </w:pPr>
-            <w:r/>
-            <w:r>
-              <w:rPr>
-                <w:b w:val="0"/>
-                <w:i w:val="0"/>
-              </w:rPr>
-              <w:t>51.5 %</w:t>
-            </w:r>
-          </w:p>
-        </w:tc>
-        <w:tc>
-          <w:tcPr>
-            <w:tcW w:type="dxa" w:w="2564"/>
-          </w:tcPr>
-          <w:p>
-            <w:pPr>
-              <w:spacing w:after="40"/>
-            </w:pPr>
-            <w:r/>
-            <w:r>
-              <w:rPr>
-                <w:b w:val="0"/>
-                <w:i w:val="0"/>
-              </w:rPr>
-              <w:t>10.7 %</w:t>
-            </w:r>
-          </w:p>
-        </w:tc>
-        <w:tc>
-          <w:tcPr>
-            <w:tcW w:type="dxa" w:w="2564"/>
-          </w:tcPr>
-          <w:p>
-            <w:pPr>
-              <w:spacing w:after="40"/>
-            </w:pPr>
-            <w:r/>
-            <w:r>
-              <w:rPr>
-                <w:b w:val="0"/>
-                <w:i w:val="0"/>
-              </w:rPr>
-              <w:t>4.8×</w:t>
-            </w:r>
-          </w:p>
-        </w:tc>
-      </w:tr>
-      <w:tr>
-        <w:tc>
-          <w:tcPr>
-            <w:tcW w:type="dxa" w:w="2564"/>
-          </w:tcPr>
-          <w:p>
-            <w:pPr>
-              <w:spacing w:after="40"/>
-            </w:pPr>
-            <w:r/>
-            <w:r>
-              <w:rPr>
-                <w:b w:val="0"/>
-                <w:i w:val="0"/>
-              </w:rPr>
-              <w:t>offer</w:t>
-            </w:r>
-          </w:p>
-        </w:tc>
-        <w:tc>
-          <w:tcPr>
-            <w:tcW w:type="dxa" w:w="2564"/>
-          </w:tcPr>
-          <w:p>
-            <w:pPr>
-              <w:spacing w:after="40"/>
-            </w:pPr>
-            <w:r/>
-            <w:r>
-              <w:rPr>
-                <w:b w:val="0"/>
-                <w:i w:val="0"/>
-              </w:rPr>
-              <w:t>33.3 %</w:t>
-            </w:r>
-          </w:p>
-        </w:tc>
-        <w:tc>
-          <w:tcPr>
-            <w:tcW w:type="dxa" w:w="2564"/>
-          </w:tcPr>
-          <w:p>
-            <w:pPr>
-              <w:spacing w:after="40"/>
-            </w:pPr>
-            <w:r/>
-            <w:r>
-              <w:rPr>
-                <w:b w:val="0"/>
-                <w:i w:val="0"/>
-              </w:rPr>
-              <w:t>8.1 %</w:t>
-            </w:r>
-          </w:p>
-        </w:tc>
-        <w:tc>
-          <w:tcPr>
-            <w:tcW w:type="dxa" w:w="2564"/>
-          </w:tcPr>
-          <w:p>
-            <w:pPr>
-              <w:spacing w:after="40"/>
-            </w:pPr>
-            <w:r/>
-            <w:r>
-              <w:rPr>
-                <w:b w:val="0"/>
-                <w:i w:val="0"/>
-              </w:rPr>
-              <w:t>4.1×</w:t>
-            </w:r>
-          </w:p>
-        </w:tc>
-      </w:tr>
-      <w:tr>
-        <w:tc>
-          <w:tcPr>
-            <w:tcW w:type="dxa" w:w="2564"/>
-          </w:tcPr>
-          <w:p>
-            <w:pPr>
-              <w:spacing w:after="40"/>
-            </w:pPr>
-            <w:r/>
-            <w:r>
-              <w:rPr>
-                <w:b w:val="0"/>
-                <w:i w:val="0"/>
-              </w:rPr>
-              <w:t>free</w:t>
-            </w:r>
-          </w:p>
-        </w:tc>
-        <w:tc>
-          <w:tcPr>
-            <w:tcW w:type="dxa" w:w="2564"/>
-          </w:tcPr>
-          <w:p>
-            <w:pPr>
-              <w:spacing w:after="40"/>
-            </w:pPr>
-            <w:r/>
-            <w:r>
-              <w:rPr>
-                <w:b w:val="0"/>
-                <w:i w:val="0"/>
-              </w:rPr>
-              <w:t>52.2 %</w:t>
-            </w:r>
-          </w:p>
-        </w:tc>
-        <w:tc>
-          <w:tcPr>
-            <w:tcW w:type="dxa" w:w="2564"/>
-          </w:tcPr>
-          <w:p>
-            <w:pPr>
-              <w:spacing w:after="40"/>
-            </w:pPr>
-            <w:r/>
-            <w:r>
-              <w:rPr>
-                <w:b w:val="0"/>
-                <w:i w:val="0"/>
-              </w:rPr>
-              <w:t>20.2 %</w:t>
-            </w:r>
-          </w:p>
-        </w:tc>
-        <w:tc>
-          <w:tcPr>
-            <w:tcW w:type="dxa" w:w="2564"/>
-          </w:tcPr>
-          <w:p>
-            <w:pPr>
-              <w:spacing w:after="40"/>
-            </w:pPr>
-            <w:r/>
-            <w:r>
-              <w:rPr>
-                <w:b w:val="0"/>
-                <w:i w:val="0"/>
-              </w:rPr>
-              <w:t>2.6×</w:t>
-            </w:r>
-          </w:p>
-        </w:tc>
-      </w:tr>
-      <w:tr>
-        <w:tc>
-          <w:tcPr>
-            <w:tcW w:type="dxa" w:w="2564"/>
-          </w:tcPr>
-          <w:p>
-            <w:pPr>
-              <w:spacing w:after="40"/>
-            </w:pPr>
-            <w:r/>
-            <w:r>
-              <w:rPr>
-                <w:b w:val="0"/>
-                <w:i w:val="0"/>
-              </w:rPr>
-              <w:t>meeting</w:t>
-            </w:r>
-          </w:p>
-        </w:tc>
-        <w:tc>
-          <w:tcPr>
-            <w:tcW w:type="dxa" w:w="2564"/>
-          </w:tcPr>
-          <w:p>
-            <w:pPr>
-              <w:spacing w:after="40"/>
-            </w:pPr>
-            <w:r/>
-            <w:r>
-              <w:rPr>
-                <w:b w:val="0"/>
-                <w:i w:val="0"/>
-              </w:rPr>
-              <w:t>1.7 %</w:t>
-            </w:r>
-          </w:p>
-        </w:tc>
-        <w:tc>
-          <w:tcPr>
-            <w:tcW w:type="dxa" w:w="2564"/>
-          </w:tcPr>
-          <w:p>
-            <w:pPr>
-              <w:spacing w:after="40"/>
-            </w:pPr>
-            <w:r/>
-            <w:r>
-              <w:rPr>
-                <w:b w:val="0"/>
-                <w:i w:val="0"/>
-              </w:rPr>
-              <w:t>4.4 %</w:t>
-            </w:r>
-          </w:p>
-        </w:tc>
-        <w:tc>
-          <w:tcPr>
-            <w:tcW w:type="dxa" w:w="2564"/>
-          </w:tcPr>
-          <w:p>
-            <w:pPr>
-              <w:spacing w:after="40"/>
-            </w:pPr>
-            <w:r/>
-            <w:r>
-              <w:rPr>
-                <w:b w:val="0"/>
-                <w:i w:val="0"/>
-              </w:rPr>
-              <w:t>0.4× (чаще у нормальных)</w:t>
-            </w:r>
-          </w:p>
-        </w:tc>
-      </w:tr>
-      <w:tr>
-        <w:tc>
-          <w:tcPr>
-            <w:tcW w:type="dxa" w:w="2564"/>
-          </w:tcPr>
-          <w:p>
-            <w:pPr>
-              <w:spacing w:after="40"/>
-            </w:pPr>
-            <w:r/>
-            <w:r>
-              <w:rPr>
-                <w:b w:val="0"/>
-                <w:i w:val="0"/>
-              </w:rPr>
-              <w:t>project</w:t>
-            </w:r>
-          </w:p>
-        </w:tc>
-        <w:tc>
-          <w:tcPr>
-            <w:tcW w:type="dxa" w:w="2564"/>
-          </w:tcPr>
-          <w:p>
-            <w:pPr>
-              <w:spacing w:after="40"/>
-            </w:pPr>
-            <w:r/>
-            <w:r>
-              <w:rPr>
-                <w:b w:val="0"/>
-                <w:i w:val="0"/>
-              </w:rPr>
-              <w:t>3.0 %</w:t>
-            </w:r>
-          </w:p>
-        </w:tc>
-        <w:tc>
-          <w:tcPr>
-            <w:tcW w:type="dxa" w:w="2564"/>
-          </w:tcPr>
-          <w:p>
-            <w:pPr>
-              <w:spacing w:after="40"/>
-            </w:pPr>
-            <w:r/>
-            <w:r>
-              <w:rPr>
-                <w:b w:val="0"/>
-                <w:i w:val="0"/>
-              </w:rPr>
-              <w:t>7.6 %</w:t>
-            </w:r>
-          </w:p>
-        </w:tc>
-        <w:tc>
-          <w:tcPr>
-            <w:tcW w:type="dxa" w:w="2564"/>
-          </w:tcPr>
-          <w:p>
-            <w:pPr>
-              <w:spacing w:after="40"/>
-            </w:pPr>
-            <w:r/>
-            <w:r>
-              <w:rPr>
-                <w:b w:val="0"/>
-                <w:i w:val="0"/>
-              </w:rPr>
-              <w:t>0.4×</w:t>
-            </w:r>
-          </w:p>
-        </w:tc>
-      </w:tr>
-      <w:tr>
-        <w:tc>
-          <w:tcPr>
-            <w:tcW w:type="dxa" w:w="2564"/>
-          </w:tcPr>
-          <w:p>
-            <w:pPr>
-              <w:spacing w:after="40"/>
-            </w:pPr>
-            <w:r/>
-            <w:r>
-              <w:rPr>
-                <w:b w:val="0"/>
-                <w:i w:val="0"/>
-              </w:rPr>
-              <w:t>linux</w:t>
-            </w:r>
-          </w:p>
-        </w:tc>
-        <w:tc>
-          <w:tcPr>
-            <w:tcW w:type="dxa" w:w="2564"/>
-          </w:tcPr>
-          <w:p>
-            <w:pPr>
-              <w:spacing w:after="40"/>
-            </w:pPr>
-            <w:r/>
-            <w:r>
-              <w:rPr>
-                <w:b w:val="0"/>
-                <w:i w:val="0"/>
-              </w:rPr>
-              <w:t>3.1 %</w:t>
-            </w:r>
-          </w:p>
-        </w:tc>
-        <w:tc>
-          <w:tcPr>
-            <w:tcW w:type="dxa" w:w="2564"/>
-          </w:tcPr>
-          <w:p>
-            <w:pPr>
-              <w:spacing w:after="40"/>
-            </w:pPr>
-            <w:r/>
-            <w:r>
-              <w:rPr>
-                <w:b w:val="0"/>
-                <w:i w:val="0"/>
-              </w:rPr>
-              <w:t>13.9 %</w:t>
-            </w:r>
-          </w:p>
-        </w:tc>
-        <w:tc>
-          <w:tcPr>
-            <w:tcW w:type="dxa" w:w="2564"/>
-          </w:tcPr>
-          <w:p>
-            <w:pPr>
-              <w:spacing w:after="40"/>
-            </w:pPr>
-            <w:r/>
-            <w:r>
-              <w:rPr>
-                <w:b w:val="0"/>
-                <w:i w:val="0"/>
-              </w:rPr>
-              <w:t>0.2×</w:t>
-            </w:r>
-          </w:p>
-        </w:tc>
-      </w:tr>
-    </w:tbl>
-    <w:p/>
-    <w:p>
-      <w:r>
-        <w:rPr>
-          <w:b/>
-          <w:i w:val="0"/>
-        </w:rPr>
-        <w:t>Вывод для модели:</w:t>
-      </w:r>
-      <w:r>
-        <w:rPr>
-          <w:b w:val="0"/>
-          <w:i w:val="0"/>
-        </w:rPr>
-        <w:t xml:space="preserve"> сигнал лежит в лексике, причём в </w:t>
-      </w:r>
-      <w:r>
-        <w:rPr>
-          <w:b/>
-          <w:i w:val="0"/>
-        </w:rPr>
-        <w:t>сочетаниях</w:t>
-      </w:r>
-      <w:r>
-        <w:rPr>
-          <w:b w:val="0"/>
-          <w:i w:val="0"/>
-        </w:rPr>
-        <w:t xml:space="preserve"> слов, а не в</w:t>
+        <w:t>новом срезе F1 снижается до 0,84342, а ложные срабатывания остаются проблемой.</w:t>
       </w:r>
     </w:p>
     <w:p>
       <w:r>
-        <w:rPr>
-          <w:b w:val="0"/>
-          <w:i w:val="0"/>
-        </w:rPr>
-        <w:t>отдельных словах («free» есть и в нормальных письмах). Поэтому берутся TF-IDF</w:t>
+        <w:t>Поэтому результат предназначен для учебной демонстрации и ручной проверки.</w:t>
       </w:r>
     </w:p>
-    <w:p>
-      <w:r>
-        <w:rPr>
-          <w:b w:val="0"/>
-          <w:i w:val="0"/>
-        </w:rPr>
-        <w:t>по словам и по символьным n-граммам (последние ловят обфускацию вроде «frее» с</w:t>
-      </w:r>
-    </w:p>
-    <w:p>
-      <w:r>
-        <w:rPr>
-          <w:b w:val="0"/>
-          <w:i w:val="0"/>
-        </w:rPr>
-        <w:t>латинской «е» и «в</w:t>
-      </w:r>
-      <w:r>
-        <w:rPr>
-          <w:b w:val="0"/>
-          <w:i/>
-        </w:rPr>
-        <w:t>и</w:t>
-      </w:r>
-      <w:r>
-        <w:rPr>
-          <w:b w:val="0"/>
-          <w:i w:val="0"/>
-        </w:rPr>
-        <w:t>а</w:t>
-      </w:r>
-      <w:r>
-        <w:rPr>
-          <w:b w:val="0"/>
-          <w:i/>
-        </w:rPr>
-        <w:t>г</w:t>
-      </w:r>
-      <w:r>
-        <w:rPr>
-          <w:b w:val="0"/>
-          <w:i w:val="0"/>
-        </w:rPr>
-        <w:t>р*а»), а не отдельные словари.</w:t>
-      </w:r>
-    </w:p>
-    <w:p>
-      <w:pPr>
-        <w:pBdr>
-          <w:bottom w:val="single" w:sz="6" w:color="BBBBBB"/>
-        </w:pBdr>
-      </w:pPr>
-    </w:p>
-    <w:p>
-      <w:pPr>
-        <w:pStyle w:val="Heading2"/>
-      </w:pPr>
-      <w:r>
-        <w:rPr>
-          <w:b w:val="0"/>
-          <w:i w:val="0"/>
-        </w:rPr>
-        <w:t>7. Шаг 6. Главная находка: тест пересекается с обучением</w:t>
-      </w:r>
-    </w:p>
-    <w:p>
-      <w:r>
-        <w:rPr>
-          <w:b w:val="0"/>
-          <w:i w:val="0"/>
-        </w:rPr>
-        <w:t xml:space="preserve">Проверка, которую делают не все: я сравнил </w:t>
-      </w:r>
-      <w:r>
-        <w:rPr>
-          <w:b/>
-          <w:i w:val="0"/>
-        </w:rPr>
-        <w:t>множества текстов</w:t>
-      </w:r>
-      <w:r>
-        <w:rPr>
-          <w:b w:val="0"/>
-          <w:i w:val="0"/>
-        </w:rPr>
-        <w:t xml:space="preserve"> обучения и теста.</w:t>
-      </w:r>
-    </w:p>
-    <w:p>
-      <w:r>
-        <w:rPr>
-          <w:b w:val="0"/>
-          <w:i w:val="0"/>
-        </w:rPr>
-        <w:t>**Результат: 1 203 из 1 545 тестовых писем (77.9 %) — точные копии писем из</w:t>
-      </w:r>
-    </w:p>
-    <w:p>
-      <w:r>
-        <w:rPr>
-          <w:b w:val="0"/>
-          <w:i w:val="0"/>
-        </w:rPr>
-        <w:t>SpamAssassin.** Это значит, что тестовый набор частично собран из тех же публичных</w:t>
-      </w:r>
-    </w:p>
-    <w:p>
-      <w:r>
-        <w:rPr>
-          <w:b w:val="0"/>
-          <w:i w:val="0"/>
-        </w:rPr>
-        <w:t>корпусов.</w:t>
-      </w:r>
-    </w:p>
-    <w:p>
-      <w:r>
-        <w:rPr>
-          <w:b w:val="0"/>
-          <w:i w:val="0"/>
-        </w:rPr>
-        <w:t>Что с этим делать (и почему нельзя просто «порадоваться высокой метрике»):</w:t>
-      </w:r>
-    </w:p>
-    <w:p>
-      <w:r>
-        <w:rPr>
-          <w:b w:val="0"/>
-          <w:i w:val="0"/>
-        </w:rPr>
-        <w:t xml:space="preserve">1. </w:t>
-      </w:r>
-      <w:r>
-        <w:rPr>
-          <w:b/>
-          <w:i w:val="0"/>
-        </w:rPr>
-        <w:t>Оценивать на всём тесте</w:t>
-      </w:r>
-      <w:r>
-        <w:rPr>
-          <w:b w:val="0"/>
-          <w:i w:val="0"/>
-        </w:rPr>
-        <w:t xml:space="preserve"> — это то, что видит платформа: F1 = 0.941.</w:t>
-      </w:r>
-    </w:p>
-    <w:p>
-      <w:r>
-        <w:rPr>
-          <w:b w:val="0"/>
-          <w:i w:val="0"/>
-        </w:rPr>
-        <w:t xml:space="preserve">2. </w:t>
-      </w:r>
-      <w:r>
-        <w:rPr>
-          <w:b/>
-          <w:i w:val="0"/>
-        </w:rPr>
-        <w:t>Оценивать честно</w:t>
-      </w:r>
-      <w:r>
-        <w:rPr>
-          <w:b w:val="0"/>
-          <w:i w:val="0"/>
-        </w:rPr>
-        <w:t xml:space="preserve"> — обучить модель </w:t>
-      </w:r>
-      <w:r>
-        <w:rPr>
-          <w:b/>
-          <w:i w:val="0"/>
-        </w:rPr>
-        <w:t>без</w:t>
-      </w:r>
-      <w:r>
-        <w:rPr>
-          <w:b w:val="0"/>
-          <w:i w:val="0"/>
-        </w:rPr>
-        <w:t xml:space="preserve"> пересекающихся писем и проверить</w:t>
-      </w:r>
-    </w:p>
-    <w:p>
-      <w:r>
-        <w:rPr>
-          <w:b w:val="0"/>
-          <w:i w:val="0"/>
-        </w:rPr>
-        <w:t xml:space="preserve">на оставшихся </w:t>
-      </w:r>
-      <w:r>
-        <w:rPr>
-          <w:b/>
-          <w:i w:val="0"/>
-        </w:rPr>
-        <w:t>342 письмах</w:t>
-      </w:r>
-      <w:r>
-        <w:rPr>
-          <w:b w:val="0"/>
-          <w:i w:val="0"/>
-        </w:rPr>
-        <w:t xml:space="preserve"> (318 спам + 24 нормальных): F1 = 0.802.</w:t>
-      </w:r>
-    </w:p>
-    <w:p>
-      <w:r>
-        <w:rPr>
-          <w:b w:val="0"/>
-          <w:i w:val="0"/>
-        </w:rPr>
-        <w:t>Обе цифры есть в отчёте и презентации. Второе число — это честная оценка того, как</w:t>
-      </w:r>
-    </w:p>
-    <w:p>
-      <w:r>
-        <w:rPr>
-          <w:b w:val="0"/>
-          <w:i w:val="0"/>
-        </w:rPr>
-        <w:t>модель поведёт себя на письмах, которых она не видела. Именно она показывает, что</w:t>
-      </w:r>
-    </w:p>
-    <w:p>
-      <w:r>
-        <w:rPr>
-          <w:b w:val="0"/>
-          <w:i w:val="0"/>
-        </w:rPr>
-        <w:t>77.9 % теста — это «узнавание», а не обобщение.</w:t>
-      </w:r>
-    </w:p>
-    <w:p>
-      <w:r>
-        <w:rPr>
-          <w:b/>
-          <w:i w:val="0"/>
-        </w:rPr>
-        <w:t>Формулировка для защиты:</w:t>
-      </w:r>
-      <w:r>
-        <w:rPr>
-          <w:b w:val="0"/>
-          <w:i w:val="0"/>
-        </w:rPr>
-        <w:t xml:space="preserve"> «Мы обнаружили, что тест на 78 % состоит из копий</w:t>
-      </w:r>
-    </w:p>
-    <w:p>
-      <w:r>
-        <w:rPr>
-          <w:b w:val="0"/>
-          <w:i w:val="0"/>
-        </w:rPr>
-        <w:t>обучающих писем, поэтому специально привели вторую оценку на невиданных письмах —</w:t>
-      </w:r>
-    </w:p>
-    <w:p>
-      <w:r>
-        <w:rPr>
-          <w:b w:val="0"/>
-          <w:i w:val="0"/>
-        </w:rPr>
-        <w:t>0.802 против 0.941. Без этого сравнения метрика вводила бы в заблуждение».</w:t>
-      </w:r>
-    </w:p>
-    <w:p>
-      <w:pPr>
-        <w:pBdr>
-          <w:bottom w:val="single" w:sz="6" w:color="BBBBBB"/>
-        </w:pBdr>
-      </w:pPr>
-    </w:p>
-    <w:p>
-      <w:pPr>
-        <w:pStyle w:val="Heading2"/>
-      </w:pPr>
-      <w:r>
-        <w:rPr>
-          <w:b w:val="0"/>
-          <w:i w:val="0"/>
-        </w:rPr>
-        <w:t>8. Шаг 7. Сдвиг домена: источники и язык</w:t>
-      </w:r>
-    </w:p>
-    <w:p>
-      <w:r>
-        <w:rPr>
-          <w:b w:val="0"/>
-          <w:i w:val="0"/>
-        </w:rPr>
-        <w:t>Проверил, насколько тест похож на обучение:</w:t>
-      </w:r>
-    </w:p>
-    <w:tbl>
-      <w:tblPr>
-        <w:tblStyle w:val="TableGrid"/>
-        <w:tblW w:type="auto" w:w="0"/>
-        <w:jc w:val="center"/>
-        <w:tblLook w:firstColumn="1" w:firstRow="1" w:lastColumn="0" w:lastRow="0" w:noHBand="0" w:noVBand="1" w:val="04A0"/>
-      </w:tblPr>
-      <w:tblGrid>
-        <w:gridCol w:w="2564"/>
-        <w:gridCol w:w="2564"/>
-        <w:gridCol w:w="2564"/>
-        <w:gridCol w:w="2564"/>
-      </w:tblGrid>
-      <w:tr>
-        <w:trPr>
-          <w:tblHeader w:val="true"/>
-        </w:trPr>
-        <w:tc>
-          <w:tcPr>
-            <w:tcW w:type="dxa" w:w="2564"/>
-            <w:shd w:val="clear" w:color="auto" w:fill="EDF2F7"/>
-          </w:tcPr>
-          <w:p>
-            <w:pPr>
-              <w:spacing w:after="40"/>
-            </w:pPr>
-            <w:r>
-              <w:rPr>
-                <w:b/>
-              </w:rPr>
-            </w:r>
-            <w:r>
-              <w:rPr>
-                <w:b/>
-                <w:i w:val="0"/>
-              </w:rPr>
-              <w:t>Показатель</w:t>
-            </w:r>
-          </w:p>
-        </w:tc>
-        <w:tc>
-          <w:tcPr>
-            <w:tcW w:type="dxa" w:w="2564"/>
-            <w:shd w:val="clear" w:color="auto" w:fill="EDF2F7"/>
-          </w:tcPr>
-          <w:p>
-            <w:pPr>
-              <w:spacing w:after="40"/>
-            </w:pPr>
-            <w:r>
-              <w:rPr>
-                <w:b/>
-              </w:rPr>
-            </w:r>
-            <w:r>
-              <w:rPr>
-                <w:b/>
-                <w:i w:val="0"/>
-              </w:rPr>
-              <w:t>Обучение</w:t>
-            </w:r>
-          </w:p>
-        </w:tc>
-        <w:tc>
-          <w:tcPr>
-            <w:tcW w:type="dxa" w:w="2564"/>
-            <w:shd w:val="clear" w:color="auto" w:fill="EDF2F7"/>
-          </w:tcPr>
-          <w:p>
-            <w:pPr>
-              <w:spacing w:after="40"/>
-            </w:pPr>
-            <w:r>
-              <w:rPr>
-                <w:b/>
-              </w:rPr>
-            </w:r>
-            <w:r>
-              <w:rPr>
-                <w:b/>
-                <w:i w:val="0"/>
-              </w:rPr>
-              <w:t>Тест</w:t>
-            </w:r>
-          </w:p>
-        </w:tc>
-        <w:tc>
-          <w:tcPr>
-            <w:tcW w:type="dxa" w:w="2564"/>
-            <w:shd w:val="clear" w:color="auto" w:fill="EDF2F7"/>
-          </w:tcPr>
-          <w:p>
-            <w:pPr>
-              <w:spacing w:after="40"/>
-            </w:pPr>
-            <w:r>
-              <w:rPr>
-                <w:b/>
-              </w:rPr>
-            </w:r>
-            <w:r>
-              <w:rPr>
-                <w:b/>
-                <w:i w:val="0"/>
-              </w:rPr>
-              <w:t>Что означает</w:t>
-            </w:r>
-          </w:p>
-        </w:tc>
-      </w:tr>
-      <w:tr>
-        <w:tc>
-          <w:tcPr>
-            <w:tcW w:type="dxa" w:w="2564"/>
-          </w:tcPr>
-          <w:p>
-            <w:pPr>
-              <w:spacing w:after="40"/>
-            </w:pPr>
-            <w:r/>
-            <w:r>
-              <w:rPr>
-                <w:b w:val="0"/>
-                <w:i w:val="0"/>
-              </w:rPr>
-              <w:t>HTML-письма</w:t>
-            </w:r>
-          </w:p>
-        </w:tc>
-        <w:tc>
-          <w:tcPr>
-            <w:tcW w:type="dxa" w:w="2564"/>
-          </w:tcPr>
-          <w:p>
-            <w:pPr>
-              <w:spacing w:after="40"/>
-            </w:pPr>
-            <w:r/>
-            <w:r>
-              <w:rPr>
-                <w:b w:val="0"/>
-                <w:i w:val="0"/>
-              </w:rPr>
-              <w:t>14.2 %</w:t>
-            </w:r>
-          </w:p>
-        </w:tc>
-        <w:tc>
-          <w:tcPr>
-            <w:tcW w:type="dxa" w:w="2564"/>
-          </w:tcPr>
-          <w:p>
-            <w:pPr>
-              <w:spacing w:after="40"/>
-            </w:pPr>
-            <w:r/>
-            <w:r>
-              <w:rPr>
-                <w:b w:val="0"/>
-                <w:i w:val="0"/>
-              </w:rPr>
-              <w:t>42.6 %</w:t>
-            </w:r>
-          </w:p>
-        </w:tc>
-        <w:tc>
-          <w:tcPr>
-            <w:tcW w:type="dxa" w:w="2564"/>
-          </w:tcPr>
-          <w:p>
-            <w:pPr>
-              <w:spacing w:after="40"/>
-            </w:pPr>
-            <w:r/>
-            <w:r>
-              <w:rPr>
-                <w:b w:val="0"/>
-                <w:i w:val="0"/>
-              </w:rPr>
-              <w:t>тест «богаче» разметкой</w:t>
-            </w:r>
-          </w:p>
-        </w:tc>
-      </w:tr>
-      <w:tr>
-        <w:tc>
-          <w:tcPr>
-            <w:tcW w:type="dxa" w:w="2564"/>
-          </w:tcPr>
-          <w:p>
-            <w:pPr>
-              <w:spacing w:after="40"/>
-            </w:pPr>
-            <w:r/>
-            <w:r>
-              <w:rPr>
-                <w:b w:val="0"/>
-                <w:i w:val="0"/>
-              </w:rPr>
-              <w:t>Письма с кириллицей (&gt;10 % символов)</w:t>
-            </w:r>
-          </w:p>
-        </w:tc>
-        <w:tc>
-          <w:tcPr>
-            <w:tcW w:type="dxa" w:w="2564"/>
-          </w:tcPr>
-          <w:p>
-            <w:pPr>
-              <w:spacing w:after="40"/>
-            </w:pPr>
-            <w:r/>
-            <w:r>
-              <w:rPr>
-                <w:b w:val="0"/>
-                <w:i w:val="0"/>
-              </w:rPr>
-              <w:t>0.0 %</w:t>
-            </w:r>
-          </w:p>
-        </w:tc>
-        <w:tc>
-          <w:tcPr>
-            <w:tcW w:type="dxa" w:w="2564"/>
-          </w:tcPr>
-          <w:p>
-            <w:pPr>
-              <w:spacing w:after="40"/>
-            </w:pPr>
-            <w:r/>
-            <w:r>
-              <w:rPr>
-                <w:b w:val="0"/>
-                <w:i w:val="0"/>
-              </w:rPr>
-              <w:t>2.2 %</w:t>
-            </w:r>
-          </w:p>
-        </w:tc>
-        <w:tc>
-          <w:tcPr>
-            <w:tcW w:type="dxa" w:w="2564"/>
-          </w:tcPr>
-          <w:p>
-            <w:pPr>
-              <w:spacing w:after="40"/>
-            </w:pPr>
-            <w:r/>
-            <w:r>
-              <w:rPr>
-                <w:b/>
-                <w:i w:val="0"/>
-              </w:rPr>
-              <w:t>в обучении нет русских писем</w:t>
-            </w:r>
-          </w:p>
-        </w:tc>
-      </w:tr>
-      <w:tr>
-        <w:tc>
-          <w:tcPr>
-            <w:tcW w:type="dxa" w:w="2564"/>
-          </w:tcPr>
-          <w:p>
-            <w:pPr>
-              <w:spacing w:after="40"/>
-            </w:pPr>
-            <w:r/>
-            <w:r>
-              <w:rPr>
-                <w:b w:val="0"/>
-                <w:i w:val="0"/>
-              </w:rPr>
-              <w:t>Слова вне обучающего словаря (OOV)</w:t>
-            </w:r>
-          </w:p>
-        </w:tc>
-        <w:tc>
-          <w:tcPr>
-            <w:tcW w:type="dxa" w:w="2564"/>
-          </w:tcPr>
-          <w:p>
-            <w:pPr>
-              <w:spacing w:after="40"/>
-            </w:pPr>
-            <w:r/>
-            <w:r>
-              <w:rPr>
-                <w:b w:val="0"/>
-                <w:i w:val="0"/>
-              </w:rPr>
-              <w:t>—</w:t>
-            </w:r>
-          </w:p>
-        </w:tc>
-        <w:tc>
-          <w:tcPr>
-            <w:tcW w:type="dxa" w:w="2564"/>
-          </w:tcPr>
-          <w:p>
-            <w:pPr>
-              <w:spacing w:after="40"/>
-            </w:pPr>
-            <w:r/>
-            <w:r>
-              <w:rPr>
-                <w:b w:val="0"/>
-                <w:i w:val="0"/>
-              </w:rPr>
-              <w:t xml:space="preserve">3.1 % (0 % на копиях, </w:t>
-            </w:r>
-            <w:r>
-              <w:rPr>
-                <w:b/>
-                <w:i w:val="0"/>
-              </w:rPr>
-              <w:t>13.9 %</w:t>
-            </w:r>
-            <w:r>
-              <w:rPr>
-                <w:b w:val="0"/>
-                <w:i w:val="0"/>
-              </w:rPr>
-              <w:t xml:space="preserve"> на невиданных)</w:t>
-            </w:r>
-          </w:p>
-        </w:tc>
-        <w:tc>
-          <w:tcPr>
-            <w:tcW w:type="dxa" w:w="2564"/>
-          </w:tcPr>
-          <w:p>
-            <w:pPr>
-              <w:spacing w:after="40"/>
-            </w:pPr>
-            <w:r/>
-            <w:r>
-              <w:rPr>
-                <w:b w:val="0"/>
-                <w:i w:val="0"/>
-              </w:rPr>
-              <w:t>на новых письмах почти каждое седьмое слово незнакомо</w:t>
-            </w:r>
-          </w:p>
-        </w:tc>
-      </w:tr>
-    </w:tbl>
-    <w:p/>
-    <w:p>
-      <w:r>
-        <w:rPr>
-          <w:b w:val="0"/>
-          <w:i w:val="0"/>
-        </w:rPr>
-        <w:t>Словари источников тоже разные: у SpamAssassin 55 606 слов, у Ling-Spam 54 161,</w:t>
-      </w:r>
-    </w:p>
-    <w:p>
-      <w:r>
-        <w:rPr>
-          <w:b w:val="0"/>
-          <w:i w:val="0"/>
-        </w:rPr>
-        <w:t xml:space="preserve">а пересекаются они лишь на </w:t>
-      </w:r>
-      <w:r>
-        <w:rPr>
-          <w:b/>
-          <w:i w:val="0"/>
-        </w:rPr>
-        <w:t>20 %</w:t>
-      </w:r>
-      <w:r>
-        <w:rPr>
-          <w:b w:val="0"/>
-          <w:i w:val="0"/>
-        </w:rPr>
-        <w:t xml:space="preserve"> (18 659 слов из объединения 91 108). Это</w:t>
-      </w:r>
-    </w:p>
-    <w:p>
-      <w:r>
-        <w:rPr>
-          <w:b w:val="0"/>
-          <w:i w:val="0"/>
-        </w:rPr>
-        <w:t xml:space="preserve">количественное доказательство, что корпуса — </w:t>
-      </w:r>
-      <w:r>
-        <w:rPr>
-          <w:b/>
-          <w:i w:val="0"/>
-        </w:rPr>
-        <w:t>разные домены</w:t>
-      </w:r>
-      <w:r>
-        <w:rPr>
-          <w:b w:val="0"/>
-          <w:i w:val="0"/>
-        </w:rPr>
-        <w:t>.</w:t>
-      </w:r>
-    </w:p>
-    <w:p>
-      <w:r>
-        <w:rPr>
-          <w:b w:val="0"/>
-          <w:i w:val="0"/>
-        </w:rPr>
-        <w:t xml:space="preserve">Отсюда — </w:t>
-      </w:r>
-      <w:r>
-        <w:rPr>
-          <w:b/>
-          <w:i w:val="0"/>
-        </w:rPr>
-        <w:t>кросс-корпусная проверка</w:t>
-      </w:r>
-      <w:r>
-        <w:rPr>
-          <w:b w:val="0"/>
-          <w:i w:val="0"/>
-        </w:rPr>
-        <w:t>: обучить на одном корпусе и проверить на</w:t>
-      </w:r>
-    </w:p>
-    <w:p>
-      <w:r>
-        <w:rPr>
-          <w:b w:val="0"/>
-          <w:i w:val="0"/>
-        </w:rPr>
-        <w:t>другом.</w:t>
-      </w:r>
-    </w:p>
-    <w:tbl>
-      <w:tblPr>
-        <w:tblStyle w:val="TableGrid"/>
-        <w:tblW w:type="auto" w:w="0"/>
-        <w:jc w:val="center"/>
-        <w:tblLook w:firstColumn="1" w:firstRow="1" w:lastColumn="0" w:lastRow="0" w:noHBand="0" w:noVBand="1" w:val="04A0"/>
-      </w:tblPr>
-      <w:tblGrid>
-        <w:gridCol w:w="5128"/>
-        <w:gridCol w:w="5128"/>
-      </w:tblGrid>
-      <w:tr>
-        <w:trPr>
-          <w:tblHeader w:val="true"/>
-        </w:trPr>
-        <w:tc>
-          <w:tcPr>
-            <w:tcW w:type="dxa" w:w="5128"/>
-            <w:shd w:val="clear" w:color="auto" w:fill="EDF2F7"/>
-          </w:tcPr>
-          <w:p>
-            <w:pPr>
-              <w:spacing w:after="40"/>
-            </w:pPr>
-            <w:r>
-              <w:rPr>
-                <w:b/>
-              </w:rPr>
-            </w:r>
-            <w:r>
-              <w:rPr>
-                <w:b/>
-                <w:i w:val="0"/>
-              </w:rPr>
-              <w:t>Обучение → тест</w:t>
-            </w:r>
-          </w:p>
-        </w:tc>
-        <w:tc>
-          <w:tcPr>
-            <w:tcW w:type="dxa" w:w="5128"/>
-            <w:shd w:val="clear" w:color="auto" w:fill="EDF2F7"/>
-          </w:tcPr>
-          <w:p>
-            <w:pPr>
-              <w:spacing w:after="40"/>
-            </w:pPr>
-            <w:r>
-              <w:rPr>
-                <w:b/>
-              </w:rPr>
-            </w:r>
-            <w:r>
-              <w:rPr>
-                <w:b/>
-                <w:i w:val="0"/>
-              </w:rPr>
-              <w:t>F1</w:t>
-            </w:r>
-          </w:p>
-        </w:tc>
-      </w:tr>
-      <w:tr>
-        <w:tc>
-          <w:tcPr>
-            <w:tcW w:type="dxa" w:w="5128"/>
-          </w:tcPr>
-          <w:p>
-            <w:pPr>
-              <w:spacing w:after="40"/>
-            </w:pPr>
-            <w:r/>
-            <w:r>
-              <w:rPr>
-                <w:b w:val="0"/>
-                <w:i w:val="0"/>
-              </w:rPr>
-              <w:t>SpamAssassin → Ling-Spam</w:t>
-            </w:r>
-          </w:p>
-        </w:tc>
-        <w:tc>
-          <w:tcPr>
-            <w:tcW w:type="dxa" w:w="5128"/>
-          </w:tcPr>
-          <w:p>
-            <w:pPr>
-              <w:spacing w:after="40"/>
-            </w:pPr>
-            <w:r/>
-            <w:r>
-              <w:rPr>
-                <w:b w:val="0"/>
-                <w:i w:val="0"/>
-              </w:rPr>
-              <w:t>0.842</w:t>
-            </w:r>
-          </w:p>
-        </w:tc>
-      </w:tr>
-      <w:tr>
-        <w:tc>
-          <w:tcPr>
-            <w:tcW w:type="dxa" w:w="5128"/>
-          </w:tcPr>
-          <w:p>
-            <w:pPr>
-              <w:spacing w:after="40"/>
-            </w:pPr>
-            <w:r/>
-            <w:r>
-              <w:rPr>
-                <w:b w:val="0"/>
-                <w:i w:val="0"/>
-              </w:rPr>
-              <w:t>Ling-Spam → SpamAssassin</w:t>
-            </w:r>
-          </w:p>
-        </w:tc>
-        <w:tc>
-          <w:tcPr>
-            <w:tcW w:type="dxa" w:w="5128"/>
-          </w:tcPr>
-          <w:p>
-            <w:pPr>
-              <w:spacing w:after="40"/>
-            </w:pPr>
-            <w:r/>
-            <w:r>
-              <w:rPr>
-                <w:b w:val="0"/>
-                <w:i w:val="0"/>
-              </w:rPr>
-              <w:t>0.781</w:t>
-            </w:r>
-          </w:p>
-        </w:tc>
-      </w:tr>
-    </w:tbl>
-    <w:p/>
-    <w:p>
-      <w:r>
-        <w:rPr>
-          <w:b w:val="0"/>
-          <w:i w:val="0"/>
-        </w:rPr>
-        <w:t>Падение на 10–15 п.п. — это «цена» смены домена. Вывод: модель переносится, но её</w:t>
-      </w:r>
-    </w:p>
-    <w:p>
-      <w:r>
-        <w:rPr>
-          <w:b w:val="0"/>
-          <w:i w:val="0"/>
-        </w:rPr>
-        <w:t>нельзя считать универсальной; для русского языка нужен свой корпус.</w:t>
-      </w:r>
-    </w:p>
-    <w:p>
-      <w:pPr>
-        <w:pBdr>
-          <w:bottom w:val="single" w:sz="6" w:color="BBBBBB"/>
-        </w:pBdr>
-      </w:pPr>
-    </w:p>
-    <w:p>
-      <w:pPr>
-        <w:pStyle w:val="Heading2"/>
-      </w:pPr>
-      <w:r>
-        <w:rPr>
-          <w:b w:val="0"/>
-          <w:i w:val="0"/>
-        </w:rPr>
-        <w:t>9. Шаг 8. Анализ ошибок: откуда берутся ложные срабатывания</w:t>
-      </w:r>
-    </w:p>
-    <w:p>
-      <w:r>
-        <w:rPr>
-          <w:b w:val="0"/>
-          <w:i w:val="0"/>
-        </w:rPr>
-        <w:t xml:space="preserve">После первой модели я не остановился на метриках, а </w:t>
-      </w:r>
-      <w:r>
-        <w:rPr>
-          <w:b/>
-          <w:i w:val="0"/>
-        </w:rPr>
-        <w:t>посмотрел на сами ошибки</w:t>
-      </w:r>
-      <w:r>
-        <w:rPr>
-          <w:b w:val="0"/>
-          <w:i w:val="0"/>
-        </w:rPr>
-        <w:t>.</w:t>
-      </w:r>
-    </w:p>
-    <w:p>
-      <w:r>
-        <w:rPr>
-          <w:b w:val="0"/>
-          <w:i w:val="0"/>
-        </w:rPr>
-        <w:t>На невиданных письмах модель отправила в спам 17 нормальных писем из 24 — это</w:t>
-      </w:r>
-    </w:p>
-    <w:p>
-      <w:r>
-        <w:rPr>
-          <w:b w:val="0"/>
-          <w:i w:val="0"/>
-        </w:rPr>
-        <w:t>70 %, недопустимо для антиспама.</w:t>
-      </w:r>
-    </w:p>
-    <w:p>
-      <w:r>
-        <w:rPr>
-          <w:b w:val="0"/>
-          <w:i w:val="0"/>
-        </w:rPr>
-        <w:t>Что это были за письма (реальные примеры):</w:t>
-      </w:r>
-    </w:p>
-    <w:p>
-      <w:r>
-        <w:rPr>
-          <w:b w:val="0"/>
-          <w:i w:val="0"/>
-        </w:rPr>
-        <w:t>* «Сброс пароля» — «Вы запросили восстановление пароля на IVI…»</w:t>
-      </w:r>
-    </w:p>
-    <w:p>
-      <w:r>
-        <w:rPr>
-          <w:b w:val="0"/>
-          <w:i w:val="0"/>
-        </w:rPr>
-        <w:t>* «Код авторизации» — «Ваш код авторизации: 483920…»</w:t>
-      </w:r>
-    </w:p>
-    <w:p>
-      <w:r>
-        <w:rPr>
-          <w:b w:val="0"/>
-          <w:i w:val="0"/>
-        </w:rPr>
-        <w:t>* «License Certificate for your JetBrains Educational Pack»</w:t>
-      </w:r>
-    </w:p>
-    <w:p>
-      <w:r>
-        <w:rPr>
-          <w:b w:val="0"/>
-          <w:i w:val="0"/>
-        </w:rPr>
-        <w:t>* «PythonAnywhere: confirm your email address»</w:t>
-      </w:r>
-    </w:p>
-    <w:p>
-      <w:r>
-        <w:rPr>
-          <w:b w:val="0"/>
-          <w:i w:val="0"/>
-        </w:rPr>
-        <w:t>* «Новая попытка входа в Spotify»</w:t>
-      </w:r>
-    </w:p>
-    <w:p>
-      <w:r>
-        <w:rPr>
-          <w:b/>
-          <w:i w:val="0"/>
-        </w:rPr>
-        <w:t>Диагноз:</w:t>
-      </w:r>
-      <w:r>
-        <w:rPr>
-          <w:b w:val="0"/>
-          <w:i w:val="0"/>
-        </w:rPr>
-        <w:t xml:space="preserve"> это </w:t>
-      </w:r>
-      <w:r>
-        <w:rPr>
-          <w:b/>
-          <w:i w:val="0"/>
-        </w:rPr>
-        <w:t>транзакционные письма</w:t>
-      </w:r>
-      <w:r>
-        <w:rPr>
-          <w:b w:val="0"/>
-          <w:i w:val="0"/>
-        </w:rPr>
-        <w:t xml:space="preserve"> — легитимные уведомления сервисов. Они</w:t>
-      </w:r>
-    </w:p>
-    <w:p>
-      <w:r>
-        <w:rPr>
-          <w:b w:val="0"/>
-          <w:i w:val="0"/>
-        </w:rPr>
-        <w:t>лексически почти копируют фишинг: «аккаунт», «подтвердите», «ссылка», «пароль».</w:t>
-      </w:r>
-    </w:p>
-    <w:p>
-      <w:r>
-        <w:rPr>
-          <w:b w:val="0"/>
-          <w:i w:val="0"/>
-        </w:rPr>
-        <w:t>В публичных спам-корпусах таких писем почти нет — они состоят из рассылок и</w:t>
-      </w:r>
-    </w:p>
-    <w:p>
-      <w:r>
-        <w:rPr>
-          <w:b w:val="0"/>
-          <w:i w:val="0"/>
-        </w:rPr>
-        <w:t>переписки, — поэтому модель никогда не видела этот класс нормальных писем.</w:t>
-      </w:r>
-    </w:p>
-    <w:p>
-      <w:r>
-        <w:rPr>
-          <w:b/>
-          <w:i w:val="0"/>
-        </w:rPr>
-        <w:t>Что сделано по итогам анализа:</w:t>
-      </w:r>
-    </w:p>
-    <w:p>
-      <w:r>
-        <w:rPr>
-          <w:b w:val="0"/>
-          <w:i w:val="0"/>
-        </w:rPr>
-        <w:t xml:space="preserve">1. Добавлено </w:t>
-      </w:r>
-      <w:r>
-        <w:rPr>
-          <w:b/>
-          <w:i w:val="0"/>
-        </w:rPr>
-        <w:t>25 синтетических транзакционных писем</w:t>
-      </w:r>
-      <w:r>
-        <w:rPr>
-          <w:b w:val="0"/>
-          <w:i w:val="0"/>
-        </w:rPr>
-        <w:t xml:space="preserve"> (сброс пароля, квитанции,</w:t>
-      </w:r>
-    </w:p>
-    <w:p>
-      <w:r>
-        <w:rPr>
-          <w:b w:val="0"/>
-          <w:i w:val="0"/>
-        </w:rPr>
-        <w:t>коды, подтверждение адреса) — модель получила примеры «нормальных, но похожих</w:t>
-      </w:r>
-    </w:p>
-    <w:p>
-      <w:r>
-        <w:rPr>
-          <w:b w:val="0"/>
-          <w:i w:val="0"/>
-        </w:rPr>
-        <w:t>на фишинг».</w:t>
-      </w:r>
-    </w:p>
-    <w:p>
-      <w:r>
-        <w:rPr>
-          <w:b w:val="0"/>
-          <w:i w:val="0"/>
-        </w:rPr>
-        <w:t xml:space="preserve">2. Добавлен признак </w:t>
-      </w:r>
-      <w:r>
-        <w:rPr>
-          <w:rFonts w:ascii="Consolas" w:hAnsi="Consolas" w:cs="Consolas"/>
-          <w:b/>
-          <w:i w:val="0"/>
-          <w:sz w:val="19"/>
-        </w:rPr>
-        <w:t>cyrillic_ratio</w:t>
-      </w:r>
-      <w:r>
-        <w:rPr>
-          <w:b w:val="0"/>
-          <w:i w:val="0"/>
-        </w:rPr>
-        <w:t xml:space="preserve"> — доля кириллицы: русские транзакционные</w:t>
-      </w:r>
-    </w:p>
-    <w:p>
-      <w:r>
-        <w:rPr>
-          <w:b w:val="0"/>
-          <w:i w:val="0"/>
-        </w:rPr>
-        <w:t>письма отличаются от англоязычного спама.</w:t>
-      </w:r>
-    </w:p>
-    <w:p>
-      <w:r>
-        <w:rPr>
-          <w:b w:val="0"/>
-          <w:i w:val="0"/>
-        </w:rPr>
-        <w:t xml:space="preserve">3. </w:t>
-      </w:r>
-      <w:r>
-        <w:rPr>
-          <w:b/>
-          <w:i w:val="0"/>
-        </w:rPr>
-        <w:t>Порог поднят до 0.80</w:t>
-      </w:r>
-      <w:r>
-        <w:rPr>
-          <w:b w:val="0"/>
-          <w:i w:val="0"/>
-        </w:rPr>
-        <w:t xml:space="preserve"> — смещение в сторону precision.</w:t>
-      </w:r>
-    </w:p>
-    <w:p>
-      <w:r>
-        <w:rPr>
-          <w:b/>
-          <w:i w:val="0"/>
-        </w:rPr>
-        <w:t>Результат:</w:t>
-      </w:r>
-      <w:r>
-        <w:rPr>
-          <w:b w:val="0"/>
-          <w:i w:val="0"/>
-        </w:rPr>
-        <w:t xml:space="preserve"> ложных срабатываний на тесте стало </w:t>
-      </w:r>
-      <w:r>
-        <w:rPr>
-          <w:b/>
-          <w:i w:val="0"/>
-        </w:rPr>
-        <w:t>10 вместо 17</w:t>
-      </w:r>
-      <w:r>
-        <w:rPr>
-          <w:b w:val="0"/>
-          <w:i w:val="0"/>
-        </w:rPr>
-        <w:t>, precision</w:t>
-      </w:r>
-    </w:p>
-    <w:p>
-      <w:r>
-        <w:rPr>
-          <w:b w:val="0"/>
-          <w:i w:val="0"/>
-        </w:rPr>
-        <w:t xml:space="preserve">выросла до </w:t>
-      </w:r>
-      <w:r>
-        <w:rPr>
-          <w:b/>
-          <w:i w:val="0"/>
-        </w:rPr>
-        <w:t>0.988</w:t>
-      </w:r>
-      <w:r>
-        <w:rPr>
-          <w:b w:val="0"/>
-          <w:i w:val="0"/>
-        </w:rPr>
-        <w:t>. На невиданных письмах — 12 вместо 17, то есть проблема</w:t>
-      </w:r>
-    </w:p>
-    <w:p>
-      <w:r>
-        <w:rPr>
-          <w:b w:val="0"/>
-          <w:i w:val="0"/>
-        </w:rPr>
-        <w:t xml:space="preserve">уменьшена, но </w:t>
-      </w:r>
-      <w:r>
-        <w:rPr>
-          <w:b/>
-          <w:i w:val="0"/>
-        </w:rPr>
-        <w:t>не решена полностью</w:t>
-      </w:r>
-      <w:r>
-        <w:rPr>
-          <w:b w:val="0"/>
-          <w:i w:val="0"/>
-        </w:rPr>
-        <w:t>; это честно зафиксировано в презентации как</w:t>
-      </w:r>
-    </w:p>
-    <w:p>
-      <w:r>
-        <w:rPr>
-          <w:b w:val="0"/>
-          <w:i w:val="0"/>
-        </w:rPr>
-        <w:t>главное ограничение.</w:t>
-      </w:r>
-    </w:p>
-    <w:p>
-      <w:pPr>
-        <w:pBdr>
-          <w:bottom w:val="single" w:sz="6" w:color="BBBBBB"/>
-        </w:pBdr>
-      </w:pPr>
-    </w:p>
-    <w:p>
-      <w:pPr>
-        <w:pStyle w:val="Heading2"/>
-      </w:pPr>
-      <w:r>
-        <w:rPr>
-          <w:b w:val="0"/>
-          <w:i w:val="0"/>
-        </w:rPr>
-        <w:t>10. Сводка: наблюдение → решение</w:t>
-      </w:r>
-    </w:p>
-    <w:tbl>
-      <w:tblPr>
-        <w:tblStyle w:val="TableGrid"/>
-        <w:tblW w:type="auto" w:w="0"/>
-        <w:jc w:val="center"/>
-        <w:tblLook w:firstColumn="1" w:firstRow="1" w:lastColumn="0" w:lastRow="0" w:noHBand="0" w:noVBand="1" w:val="04A0"/>
-      </w:tblPr>
-      <w:tblGrid>
-        <w:gridCol w:w="5128"/>
-        <w:gridCol w:w="5128"/>
-      </w:tblGrid>
-      <w:tr>
-        <w:trPr>
-          <w:tblHeader w:val="true"/>
-        </w:trPr>
-        <w:tc>
-          <w:tcPr>
-            <w:tcW w:type="dxa" w:w="5128"/>
-            <w:shd w:val="clear" w:color="auto" w:fill="EDF2F7"/>
-          </w:tcPr>
-          <w:p>
-            <w:pPr>
-              <w:spacing w:after="40"/>
-            </w:pPr>
-            <w:r>
-              <w:rPr>
-                <w:b/>
-              </w:rPr>
-            </w:r>
-            <w:r>
-              <w:rPr>
-                <w:b/>
-                <w:i w:val="0"/>
-              </w:rPr>
-              <w:t>Что увидели в данных</w:t>
-            </w:r>
-          </w:p>
-        </w:tc>
-        <w:tc>
-          <w:tcPr>
-            <w:tcW w:type="dxa" w:w="5128"/>
-            <w:shd w:val="clear" w:color="auto" w:fill="EDF2F7"/>
-          </w:tcPr>
-          <w:p>
-            <w:pPr>
-              <w:spacing w:after="40"/>
-            </w:pPr>
-            <w:r>
-              <w:rPr>
-                <w:b/>
-              </w:rPr>
-            </w:r>
-            <w:r>
-              <w:rPr>
-                <w:b/>
-                <w:i w:val="0"/>
-              </w:rPr>
-              <w:t>Что из этого следует в модели</w:t>
-            </w:r>
-          </w:p>
-        </w:tc>
-      </w:tr>
-      <w:tr>
-        <w:tc>
-          <w:tcPr>
-            <w:tcW w:type="dxa" w:w="5128"/>
-          </w:tcPr>
-          <w:p>
-            <w:pPr>
-              <w:spacing w:after="40"/>
-            </w:pPr>
-            <w:r/>
-            <w:r>
-              <w:rPr>
-                <w:b w:val="0"/>
-                <w:i w:val="0"/>
-              </w:rPr>
-              <w:t>Три источника разного типа (текст и таблица)</w:t>
-            </w:r>
-          </w:p>
-        </w:tc>
-        <w:tc>
-          <w:tcPr>
-            <w:tcW w:type="dxa" w:w="5128"/>
-          </w:tcPr>
-          <w:p>
-            <w:pPr>
-              <w:spacing w:after="40"/>
-            </w:pPr>
-            <w:r/>
-            <w:r>
-              <w:rPr>
-                <w:b w:val="0"/>
-                <w:i w:val="0"/>
-              </w:rPr>
-              <w:t>57 признаков SpamBase воспроизведены по сырому тексту</w:t>
-            </w:r>
-          </w:p>
-        </w:tc>
-      </w:tr>
-      <w:tr>
-        <w:tc>
-          <w:tcPr>
-            <w:tcW w:type="dxa" w:w="5128"/>
-          </w:tcPr>
-          <w:p>
-            <w:pPr>
-              <w:spacing w:after="40"/>
-            </w:pPr>
-            <w:r/>
-            <w:r>
-              <w:rPr>
-                <w:b w:val="0"/>
-                <w:i w:val="0"/>
-              </w:rPr>
-              <w:t>Письмо — контейнер MIME с HTML и вложениями</w:t>
-            </w:r>
-          </w:p>
-        </w:tc>
-        <w:tc>
-          <w:tcPr>
-            <w:tcW w:type="dxa" w:w="5128"/>
-          </w:tcPr>
-          <w:p>
-            <w:pPr>
-              <w:spacing w:after="40"/>
-            </w:pPr>
-            <w:r/>
-            <w:r>
-              <w:rPr>
-                <w:b w:val="0"/>
-                <w:i w:val="0"/>
-              </w:rPr>
-              <w:t xml:space="preserve">разбор MIME, извлечение текста из HTML, признаки </w:t>
-            </w:r>
-            <w:r>
-              <w:rPr>
-                <w:rFonts w:ascii="Consolas" w:hAnsi="Consolas" w:cs="Consolas"/>
-                <w:b w:val="0"/>
-                <w:i w:val="0"/>
-                <w:sz w:val="19"/>
-              </w:rPr>
-              <w:t>is_html</w:t>
-            </w:r>
-            <w:r>
-              <w:rPr>
-                <w:b w:val="0"/>
-                <w:i w:val="0"/>
-              </w:rPr>
-              <w:t>/</w:t>
-            </w:r>
-            <w:r>
-              <w:rPr>
-                <w:rFonts w:ascii="Consolas" w:hAnsi="Consolas" w:cs="Consolas"/>
-                <w:b w:val="0"/>
-                <w:i w:val="0"/>
-                <w:sz w:val="19"/>
-              </w:rPr>
-              <w:t>has_attach</w:t>
-            </w:r>
-          </w:p>
-        </w:tc>
-      </w:tr>
-      <w:tr>
-        <w:tc>
-          <w:tcPr>
-            <w:tcW w:type="dxa" w:w="5128"/>
-          </w:tcPr>
-          <w:p>
-            <w:pPr>
-              <w:spacing w:after="40"/>
-            </w:pPr>
-            <w:r/>
-            <w:r>
-              <w:rPr>
-                <w:b w:val="0"/>
-                <w:i w:val="0"/>
-              </w:rPr>
-              <w:t>13 247 → 9 030 после дедупликации</w:t>
-            </w:r>
-          </w:p>
-        </w:tc>
-        <w:tc>
-          <w:tcPr>
-            <w:tcW w:type="dxa" w:w="5128"/>
-          </w:tcPr>
-          <w:p>
-            <w:pPr>
-              <w:spacing w:after="40"/>
-            </w:pPr>
-            <w:r/>
-            <w:r>
-              <w:rPr>
-                <w:b w:val="0"/>
-                <w:i w:val="0"/>
-              </w:rPr>
-              <w:t>дедупликация до кросс-валидации, иначе утечка</w:t>
-            </w:r>
-          </w:p>
-        </w:tc>
-      </w:tr>
-      <w:tr>
-        <w:tc>
-          <w:tcPr>
-            <w:tcW w:type="dxa" w:w="5128"/>
-          </w:tcPr>
-          <w:p>
-            <w:pPr>
-              <w:spacing w:after="40"/>
-            </w:pPr>
-            <w:r/>
-            <w:r>
-              <w:rPr>
-                <w:b w:val="0"/>
-                <w:i w:val="0"/>
-              </w:rPr>
-              <w:t>Дисбаланс 25.5 % спама</w:t>
-            </w:r>
-          </w:p>
-        </w:tc>
-        <w:tc>
-          <w:tcPr>
-            <w:tcW w:type="dxa" w:w="5128"/>
-          </w:tcPr>
-          <w:p>
-            <w:pPr>
-              <w:spacing w:after="40"/>
-            </w:pPr>
-            <w:r/>
-            <w:r>
-              <w:rPr>
-                <w:b w:val="0"/>
-                <w:i w:val="0"/>
-              </w:rPr>
-              <w:t xml:space="preserve">метрика F1, а не accuracy; </w:t>
-            </w:r>
-            <w:r>
-              <w:rPr>
-                <w:rFonts w:ascii="Consolas" w:hAnsi="Consolas" w:cs="Consolas"/>
-                <w:b w:val="0"/>
-                <w:i w:val="0"/>
-                <w:sz w:val="19"/>
-              </w:rPr>
-              <w:t>class_weight="balanced"</w:t>
-            </w:r>
-          </w:p>
-        </w:tc>
-      </w:tr>
-      <w:tr>
-        <w:tc>
-          <w:tcPr>
-            <w:tcW w:type="dxa" w:w="5128"/>
-          </w:tcPr>
-          <w:p>
-            <w:pPr>
-              <w:spacing w:after="40"/>
-            </w:pPr>
-            <w:r/>
-            <w:r>
-              <w:rPr>
-                <w:b w:val="0"/>
-                <w:i w:val="0"/>
-              </w:rPr>
-              <w:t>Длина у спама и нормы одинаковая</w:t>
-            </w:r>
-          </w:p>
-        </w:tc>
-        <w:tc>
-          <w:tcPr>
-            <w:tcW w:type="dxa" w:w="5128"/>
-          </w:tcPr>
-          <w:p>
-            <w:pPr>
-              <w:spacing w:after="40"/>
-            </w:pPr>
-            <w:r/>
-            <w:r>
-              <w:rPr>
-                <w:b w:val="0"/>
-                <w:i w:val="0"/>
-              </w:rPr>
-              <w:t>не строить на длине; сигнал — в лексике</w:t>
-            </w:r>
-          </w:p>
-        </w:tc>
-      </w:tr>
-      <w:tr>
-        <w:tc>
-          <w:tcPr>
-            <w:tcW w:type="dxa" w:w="5128"/>
-          </w:tcPr>
-          <w:p>
-            <w:pPr>
-              <w:spacing w:after="40"/>
-            </w:pPr>
-            <w:r/>
-            <w:r>
-              <w:rPr>
-                <w:b w:val="0"/>
-                <w:i w:val="0"/>
-              </w:rPr>
-              <w:t>Маркеры дают 2–6-кратный перевес, но не абсолютны</w:t>
-            </w:r>
-          </w:p>
-        </w:tc>
-        <w:tc>
-          <w:tcPr>
-            <w:tcW w:type="dxa" w:w="5128"/>
-          </w:tcPr>
-          <w:p>
-            <w:pPr>
-              <w:spacing w:after="40"/>
-            </w:pPr>
-            <w:r/>
-            <w:r>
-              <w:rPr>
-                <w:b w:val="0"/>
-                <w:i w:val="0"/>
-              </w:rPr>
-              <w:t>TF-IDF слов + символьных n-грамм, а не словари</w:t>
-            </w:r>
-          </w:p>
-        </w:tc>
-      </w:tr>
-      <w:tr>
-        <w:tc>
-          <w:tcPr>
-            <w:tcW w:type="dxa" w:w="5128"/>
-          </w:tcPr>
-          <w:p>
-            <w:pPr>
-              <w:spacing w:after="40"/>
-            </w:pPr>
-            <w:r/>
-            <w:r>
-              <w:rPr>
-                <w:b w:val="0"/>
-                <w:i w:val="0"/>
-              </w:rPr>
-              <w:t>Тест на 78 % — копии обучения</w:t>
-            </w:r>
-          </w:p>
-        </w:tc>
-        <w:tc>
-          <w:tcPr>
-            <w:tcW w:type="dxa" w:w="5128"/>
-          </w:tcPr>
-          <w:p>
-            <w:pPr>
-              <w:spacing w:after="40"/>
-            </w:pPr>
-            <w:r/>
-            <w:r>
-              <w:rPr>
-                <w:b w:val="0"/>
-                <w:i w:val="0"/>
-              </w:rPr>
-              <w:t>две оценки: на всём тесте и на 342 невиданных</w:t>
-            </w:r>
-          </w:p>
-        </w:tc>
-      </w:tr>
-      <w:tr>
-        <w:tc>
-          <w:tcPr>
-            <w:tcW w:type="dxa" w:w="5128"/>
-          </w:tcPr>
-          <w:p>
-            <w:pPr>
-              <w:spacing w:after="40"/>
-            </w:pPr>
-            <w:r/>
-            <w:r>
-              <w:rPr>
-                <w:b w:val="0"/>
-                <w:i w:val="0"/>
-              </w:rPr>
-              <w:t>Словари корпусов пересекаются на 20 %</w:t>
-            </w:r>
-          </w:p>
-        </w:tc>
-        <w:tc>
-          <w:tcPr>
-            <w:tcW w:type="dxa" w:w="5128"/>
-          </w:tcPr>
-          <w:p>
-            <w:pPr>
-              <w:spacing w:after="40"/>
-            </w:pPr>
-            <w:r/>
-            <w:r>
-              <w:rPr>
-                <w:b w:val="0"/>
-                <w:i w:val="0"/>
-              </w:rPr>
-              <w:t>кросс-корпусная проверка (0.842 / 0.781)</w:t>
-            </w:r>
-          </w:p>
-        </w:tc>
-      </w:tr>
-      <w:tr>
-        <w:tc>
-          <w:tcPr>
-            <w:tcW w:type="dxa" w:w="5128"/>
-          </w:tcPr>
-          <w:p>
-            <w:pPr>
-              <w:spacing w:after="40"/>
-            </w:pPr>
-            <w:r/>
-            <w:r>
-              <w:rPr>
-                <w:b w:val="0"/>
-                <w:i w:val="0"/>
-              </w:rPr>
-              <w:t>В обучении 0 % кириллицы, в тесте 2.2 %</w:t>
-            </w:r>
-          </w:p>
-        </w:tc>
-        <w:tc>
-          <w:tcPr>
-            <w:tcW w:type="dxa" w:w="5128"/>
-          </w:tcPr>
-          <w:p>
-            <w:pPr>
-              <w:spacing w:after="40"/>
-            </w:pPr>
-            <w:r/>
-            <w:r>
-              <w:rPr>
-                <w:b w:val="0"/>
-                <w:i w:val="0"/>
-              </w:rPr>
-              <w:t xml:space="preserve">признак </w:t>
-            </w:r>
-            <w:r>
-              <w:rPr>
-                <w:rFonts w:ascii="Consolas" w:hAnsi="Consolas" w:cs="Consolas"/>
-                <w:b w:val="0"/>
-                <w:i w:val="0"/>
-                <w:sz w:val="19"/>
-              </w:rPr>
-              <w:t>cyrillic_ratio</w:t>
-            </w:r>
-          </w:p>
-        </w:tc>
-      </w:tr>
-      <w:tr>
-        <w:tc>
-          <w:tcPr>
-            <w:tcW w:type="dxa" w:w="5128"/>
-          </w:tcPr>
-          <w:p>
-            <w:pPr>
-              <w:spacing w:after="40"/>
-            </w:pPr>
-            <w:r/>
-            <w:r>
-              <w:rPr>
-                <w:b w:val="0"/>
-                <w:i w:val="0"/>
-              </w:rPr>
-              <w:t>17 ложных срабатываний — транзакционные письма</w:t>
-            </w:r>
-          </w:p>
-        </w:tc>
-        <w:tc>
-          <w:tcPr>
-            <w:tcW w:type="dxa" w:w="5128"/>
-          </w:tcPr>
-          <w:p>
-            <w:pPr>
-              <w:spacing w:after="40"/>
-            </w:pPr>
-            <w:r/>
-            <w:r>
-              <w:rPr>
-                <w:b w:val="0"/>
-                <w:i w:val="0"/>
-              </w:rPr>
-              <w:t>25 синтетических писем + порог 0.80</w:t>
-            </w:r>
-          </w:p>
-        </w:tc>
-      </w:tr>
-    </w:tbl>
-    <w:p/>
-    <w:p>
-      <w:pPr>
-        <w:pBdr>
-          <w:bottom w:val="single" w:sz="6" w:color="BBBBBB"/>
-        </w:pBdr>
-      </w:pPr>
-    </w:p>
-    <w:p>
-      <w:pPr>
-        <w:pStyle w:val="Heading2"/>
-      </w:pPr>
-      <w:r>
-        <w:rPr>
-          <w:b w:val="0"/>
-          <w:i w:val="0"/>
-        </w:rPr>
-        <w:t>11. Как рассказать это за 2–3 минуты</w:t>
-      </w:r>
-    </w:p>
-    <w:p>
-      <w:pPr>
-        <w:spacing w:before="80"/>
-        <w:ind w:left="454"/>
-      </w:pPr>
-      <w:r>
-        <w:rPr>
-          <w:b w:val="0"/>
-          <w:i/>
-        </w:rPr>
-        <w:t>«Сначала я посмотрел, что вообще пришло. Три источника: SpamAssassin, Ling-Spam</w:t>
-      </w:r>
-    </w:p>
-    <w:p>
-      <w:pPr>
-        <w:spacing w:before="80"/>
-        <w:ind w:left="454"/>
-      </w:pPr>
-      <w:r>
-        <w:rPr>
-          <w:b w:val="0"/>
-          <w:i/>
-        </w:rPr>
-        <w:t>и SpamBase. Первые два — сырые письма, третий — таблица из 57 признаков, поэтому</w:t>
-      </w:r>
-    </w:p>
-    <w:p>
-      <w:pPr>
-        <w:spacing w:before="80"/>
-        <w:ind w:left="454"/>
-      </w:pPr>
-      <w:r>
-        <w:rPr>
-          <w:b w:val="0"/>
-          <w:i/>
-        </w:rPr>
-        <w:t>я научился считать эти же 57 признаков по любому письму, и SpamBase стал</w:t>
-      </w:r>
-    </w:p>
-    <w:p>
-      <w:pPr>
-        <w:spacing w:before="80"/>
-        <w:ind w:left="454"/>
-      </w:pPr>
-      <w:r>
-        <w:rPr>
-          <w:b w:val="0"/>
-          <w:i/>
-        </w:rPr>
-        <w:t>полноценным участником обучения.</w:t>
-      </w:r>
-    </w:p>
-    <w:p>
-      <w:pPr>
-        <w:spacing w:before="80"/>
-        <w:ind w:left="454"/>
-      </w:pPr>
-    </w:p>
-    <w:p>
-      <w:pPr>
-        <w:spacing w:before="80"/>
-        <w:ind w:left="454"/>
-      </w:pPr>
-      <w:r>
-        <w:rPr>
-          <w:b w:val="0"/>
-          <w:i/>
-        </w:rPr>
-        <w:t>Дальше проверил качество. Письма — это MIME-контейнеры: часть с HTML, часть с</w:t>
-      </w:r>
-    </w:p>
-    <w:p>
-      <w:pPr>
-        <w:spacing w:before="80"/>
-        <w:ind w:left="454"/>
-      </w:pPr>
-      <w:r>
-        <w:rPr>
-          <w:b w:val="0"/>
-          <w:i/>
-        </w:rPr>
-        <w:t>вложениями, кодировки разные. Разобрал, вытащил тему, отправителя и текст.</w:t>
-      </w:r>
-    </w:p>
-    <w:p>
-      <w:pPr>
-        <w:spacing w:before="80"/>
-        <w:ind w:left="454"/>
-      </w:pPr>
-      <w:r>
-        <w:rPr>
-          <w:b w:val="0"/>
-          <w:i/>
-        </w:rPr>
-        <w:t>Удалил пустые письма и — главное — дубликаты: было 13 247 писем, осталось 9 030.</w:t>
-      </w:r>
-    </w:p>
-    <w:p>
-      <w:pPr>
-        <w:spacing w:before="80"/>
-        <w:ind w:left="454"/>
-      </w:pPr>
-      <w:r>
-        <w:rPr>
-          <w:b w:val="0"/>
-          <w:i/>
-        </w:rPr>
-        <w:t>Без этого одинаковые письма попали бы и в обучение, и в проверку.</w:t>
-      </w:r>
-    </w:p>
-    <w:p>
-      <w:pPr>
-        <w:spacing w:before="80"/>
-        <w:ind w:left="454"/>
-      </w:pPr>
-    </w:p>
-    <w:p>
-      <w:pPr>
-        <w:spacing w:before="80"/>
-        <w:ind w:left="454"/>
-      </w:pPr>
-      <w:r>
-        <w:rPr>
-          <w:b w:val="0"/>
-          <w:i/>
-        </w:rPr>
-        <w:t>Посмотрел баланс: спама 25 %, поэтому accuracy не годится — взял F1, а</w:t>
-      </w:r>
-    </w:p>
-    <w:p>
-      <w:pPr>
-        <w:spacing w:before="80"/>
-        <w:ind w:left="454"/>
-      </w:pPr>
-      <w:r>
-        <w:rPr>
-          <w:b w:val="0"/>
-          <w:i/>
-        </w:rPr>
-        <w:t>приоритет отдал precision, потому что потерять нормальное письмо хуже, чем</w:t>
-      </w:r>
-    </w:p>
-    <w:p>
-      <w:pPr>
-        <w:spacing w:before="80"/>
-        <w:ind w:left="454"/>
-      </w:pPr>
-      <w:r>
-        <w:rPr>
-          <w:b w:val="0"/>
-          <w:i/>
-        </w:rPr>
-        <w:t>пропустить спам.</w:t>
-      </w:r>
-    </w:p>
-    <w:p>
-      <w:pPr>
-        <w:spacing w:before="80"/>
-        <w:ind w:left="454"/>
-      </w:pPr>
-    </w:p>
-    <w:p>
-      <w:pPr>
-        <w:spacing w:before="80"/>
-        <w:ind w:left="454"/>
-      </w:pPr>
-      <w:r>
-        <w:rPr>
-          <w:b w:val="0"/>
-          <w:i/>
-        </w:rPr>
-        <w:t>Дальше — распределения. Оказалось, что спам и нормальные письма почти одинаковой</w:t>
-      </w:r>
-    </w:p>
-    <w:p>
-      <w:pPr>
-        <w:spacing w:before="80"/>
-        <w:ind w:left="454"/>
-      </w:pPr>
-      <w:r>
-        <w:rPr>
-          <w:b w:val="0"/>
-          <w:i/>
-        </w:rPr>
-        <w:t>длины: медиана 1 188 против 1 271 символа. То есть длина ничего не решает, сигнал</w:t>
-      </w:r>
-    </w:p>
-    <w:p>
-      <w:pPr>
-        <w:spacing w:before="80"/>
-        <w:ind w:left="454"/>
-      </w:pPr>
-      <w:r>
-        <w:rPr>
-          <w:b w:val="0"/>
-          <w:i/>
-        </w:rPr>
-        <w:t>в словах. При этом отдельные слова не работают: "free" есть у 52 % спама и у 20 %</w:t>
-      </w:r>
-    </w:p>
-    <w:p>
-      <w:pPr>
-        <w:spacing w:before="80"/>
-        <w:ind w:left="454"/>
-      </w:pPr>
-      <w:r>
-        <w:rPr>
-          <w:b w:val="0"/>
-          <w:i/>
-        </w:rPr>
-        <w:t>нормальных писем. Поэтому взял TF-IDF по словам и по символьным n-граммам —</w:t>
-      </w:r>
-    </w:p>
-    <w:p>
-      <w:pPr>
-        <w:spacing w:before="80"/>
-        <w:ind w:left="454"/>
-      </w:pPr>
-      <w:r>
-        <w:rPr>
-          <w:b w:val="0"/>
-          <w:i/>
-        </w:rPr>
-        <w:t>они ловят и обфускацию.</w:t>
-      </w:r>
-    </w:p>
-    <w:p>
-      <w:pPr>
-        <w:spacing w:before="80"/>
-        <w:ind w:left="454"/>
-      </w:pPr>
-    </w:p>
-    <w:p>
-      <w:pPr>
-        <w:spacing w:before="80"/>
-        <w:ind w:left="454"/>
-      </w:pPr>
-      <w:r>
-        <w:rPr>
-          <w:b w:val="0"/>
-          <w:i/>
-        </w:rPr>
-        <w:t>Самая важная находка: я сравнил тест с обучением и увидел, что 1 203 письма из</w:t>
-      </w:r>
-    </w:p>
-    <w:p>
-      <w:pPr>
-        <w:spacing w:before="80"/>
-        <w:ind w:left="454"/>
-      </w:pPr>
-      <w:r>
-        <w:rPr>
-          <w:b w:val="0"/>
-          <w:i/>
-        </w:rPr>
-        <w:t>1 545 — точные копии. Поэтому привёл две оценки: на всём тесте F1 = 0.941 и на</w:t>
-      </w:r>
-    </w:p>
-    <w:p>
-      <w:pPr>
-        <w:spacing w:before="80"/>
-        <w:ind w:left="454"/>
-      </w:pPr>
-      <w:r>
-        <w:rPr>
-          <w:b w:val="0"/>
-          <w:i/>
-        </w:rPr>
-        <w:t>342 невиданных письмах — 0.802. Вторая цифра честная.</w:t>
-      </w:r>
-    </w:p>
-    <w:p>
-      <w:pPr>
-        <w:spacing w:before="80"/>
-        <w:ind w:left="454"/>
-      </w:pPr>
-    </w:p>
-    <w:p>
-      <w:pPr>
-        <w:spacing w:before="80"/>
-        <w:ind w:left="454"/>
-      </w:pPr>
-      <w:r>
-        <w:rPr>
-          <w:b w:val="0"/>
-          <w:i/>
-        </w:rPr>
-        <w:t>И последнее: я разобрал ошибки. Семнадцать нормальных писем уходили в спам — это</w:t>
-      </w:r>
-    </w:p>
-    <w:p>
-      <w:pPr>
-        <w:spacing w:before="80"/>
-        <w:ind w:left="454"/>
-      </w:pPr>
-      <w:r>
-        <w:rPr>
-          <w:b w:val="0"/>
-          <w:i/>
-        </w:rPr>
-        <w:t>были уведомления сервисов: сброс пароля, квитанции, коды. В публичных корпусах</w:t>
-      </w:r>
-    </w:p>
-    <w:p>
-      <w:pPr>
-        <w:spacing w:before="80"/>
-        <w:ind w:left="454"/>
-      </w:pPr>
-      <w:r>
-        <w:rPr>
-          <w:b w:val="0"/>
-          <w:i/>
-        </w:rPr>
-        <w:t>таких писем нет, поэтому модель их не знала. Добавил 25 таких примеров, признак</w:t>
-      </w:r>
-    </w:p>
-    <w:p>
-      <w:pPr>
-        <w:spacing w:before="80"/>
-        <w:ind w:left="454"/>
-      </w:pPr>
-      <w:r>
-        <w:rPr>
-          <w:b w:val="0"/>
-          <w:i/>
-        </w:rPr>
-        <w:t>доли кириллицы и поднял порог — ложные срабатывания снизились до 10, precision</w:t>
-      </w:r>
-    </w:p>
-    <w:p>
-      <w:pPr>
-        <w:spacing w:before="80"/>
-        <w:ind w:left="454"/>
-      </w:pPr>
-      <w:r>
-        <w:rPr>
-          <w:b w:val="0"/>
-          <w:i/>
-        </w:rPr>
-        <w:t>стала 0.988».</w:t>
-      </w:r>
-    </w:p>
-    <w:p>
-      <w:pPr>
-        <w:pBdr>
-          <w:bottom w:val="single" w:sz="6" w:color="BBBBBB"/>
-        </w:pBdr>
-      </w:pPr>
-    </w:p>
-    <w:p>
-      <w:pPr>
-        <w:pStyle w:val="Heading2"/>
-      </w:pPr>
-      <w:r>
-        <w:rPr>
-          <w:b w:val="0"/>
-          <w:i w:val="0"/>
-        </w:rPr>
-        <w:t>12. Вероятные вопросы преподавателя и ответы</w:t>
-      </w:r>
-    </w:p>
-    <w:p>
-      <w:r>
-        <w:rPr>
-          <w:b/>
-          <w:i w:val="0"/>
-        </w:rPr>
-        <w:t>Почему не accuracy?</w:t>
-      </w:r>
-    </w:p>
-    <w:p>
-      <w:r>
-        <w:rPr>
-          <w:b w:val="0"/>
-          <w:i w:val="0"/>
-        </w:rPr>
-        <w:t>При 25 % спама «всегда нормальное» даёт accuracy 74.5 %, но не ловит ни одного</w:t>
-      </w:r>
-    </w:p>
-    <w:p>
-      <w:r>
-        <w:rPr>
-          <w:b w:val="0"/>
-          <w:i w:val="0"/>
-        </w:rPr>
-        <w:t>спама. F1 учитывает и precision, и recall.</w:t>
-      </w:r>
-    </w:p>
-    <w:p>
-      <w:r>
-        <w:rPr>
-          <w:b/>
-          <w:i w:val="0"/>
-        </w:rPr>
-        <w:t>Почему именно precision в приоритете?</w:t>
-      </w:r>
-    </w:p>
-    <w:p>
-      <w:r>
-        <w:rPr>
-          <w:b w:val="0"/>
-          <w:i w:val="0"/>
-        </w:rPr>
-        <w:t>В антиспаме цена ошибок несимметрична: ложное срабатывание — потерянное письмо</w:t>
-      </w:r>
-    </w:p>
-    <w:p>
-      <w:r>
-        <w:rPr>
-          <w:b w:val="0"/>
-          <w:i w:val="0"/>
-        </w:rPr>
-        <w:t>(счёт, письмо преподавателя), пропуск — лишний спам. Пользователь простит спам,</w:t>
-      </w:r>
-    </w:p>
-    <w:p>
-      <w:r>
-        <w:rPr>
-          <w:b w:val="0"/>
-          <w:i w:val="0"/>
-        </w:rPr>
-        <w:t>но не потерю письма.</w:t>
-      </w:r>
-    </w:p>
-    <w:p>
-      <w:r>
-        <w:rPr>
-          <w:b/>
-          <w:i w:val="0"/>
-        </w:rPr>
-        <w:t>Откуда вы знаете, что модель не переобучилась?</w:t>
-      </w:r>
-    </w:p>
-    <w:p>
-      <w:r>
-        <w:rPr>
-          <w:b w:val="0"/>
-          <w:i w:val="0"/>
-        </w:rPr>
-        <w:t>Кросс-валидация по 5 фолдам с фиксированным seed, дедупликация до разбиения,</w:t>
-      </w:r>
-    </w:p>
-    <w:p>
-      <w:r>
-        <w:rPr>
-          <w:b w:val="0"/>
-          <w:i w:val="0"/>
-        </w:rPr>
-        <w:t>и отдельная проверка на письмах, не встречавшихся в обучении (342 шт.).</w:t>
-      </w:r>
-    </w:p>
-    <w:p>
-      <w:r>
-        <w:rPr>
-          <w:b/>
-          <w:i w:val="0"/>
-        </w:rPr>
-        <w:t>Почему тест дал 0.941, а честная оценка — 0.802?</w:t>
-      </w:r>
-    </w:p>
-    <w:p>
-      <w:r>
-        <w:rPr>
-          <w:b w:val="0"/>
-          <w:i w:val="0"/>
-        </w:rPr>
-        <w:t>Потому что 78 % теста — копии обучающих писем. Разница 0.14 — это и есть «эффект</w:t>
-      </w:r>
-    </w:p>
-    <w:p>
-      <w:r>
-        <w:rPr>
-          <w:b w:val="0"/>
-          <w:i w:val="0"/>
-        </w:rPr>
-        <w:t>узнавания». Мы сознательно показываем обе цифры.</w:t>
-      </w:r>
-    </w:p>
-    <w:p>
-      <w:r>
-        <w:rPr>
-          <w:b/>
-          <w:i w:val="0"/>
-        </w:rPr>
-        <w:t>Почему не взяли трансформер (BERT)?</w:t>
-      </w:r>
-    </w:p>
-    <w:p>
-      <w:r>
-        <w:rPr>
-          <w:b w:val="0"/>
-          <w:i w:val="0"/>
-        </w:rPr>
-        <w:t>На 9 тыс. писем TF-IDF + стекинг дают качество, близкое к BERT, при инференсе в</w:t>
-      </w:r>
-    </w:p>
-    <w:p>
-      <w:r>
-        <w:rPr>
-          <w:b w:val="0"/>
-          <w:i w:val="0"/>
-        </w:rPr>
-        <w:t>единицы миллисекунд на CPU. Трансформер выиграл бы 0.5–1 п.п. F1, но потребовал бы</w:t>
-      </w:r>
-    </w:p>
-    <w:p>
-      <w:r>
-        <w:rPr>
-          <w:b w:val="0"/>
-          <w:i w:val="0"/>
-        </w:rPr>
-        <w:t>в 20–50 раз больше вычислений и GPU. При нашем объёме данных преимущество</w:t>
-      </w:r>
-    </w:p>
-    <w:p>
-      <w:r>
-        <w:rPr>
-          <w:b w:val="0"/>
-          <w:i w:val="0"/>
-        </w:rPr>
-        <w:t>нестабильно.</w:t>
-      </w:r>
-    </w:p>
-    <w:p>
-      <w:r>
-        <w:rPr>
-          <w:b/>
-          <w:i w:val="0"/>
-        </w:rPr>
-        <w:t>Как размечали категории писем?</w:t>
-      </w:r>
-    </w:p>
-    <w:p>
-      <w:r>
-        <w:rPr>
-          <w:b w:val="0"/>
-          <w:i w:val="0"/>
-        </w:rPr>
-        <w:t xml:space="preserve">Слабой разметкой по ключевым словам (правила приведены в </w:t>
-      </w:r>
-      <w:r>
-        <w:rPr>
-          <w:rFonts w:ascii="Consolas" w:hAnsi="Consolas" w:cs="Consolas"/>
-          <w:b w:val="0"/>
-          <w:i w:val="0"/>
-          <w:sz w:val="19"/>
-        </w:rPr>
-        <w:t>src/category.py</w:t>
-      </w:r>
-      <w:r>
-        <w:rPr>
-          <w:b w:val="0"/>
-          <w:i w:val="0"/>
-        </w:rPr>
-        <w:t>). Это</w:t>
-      </w:r>
-    </w:p>
-    <w:p>
-      <w:r>
-        <w:rPr>
-          <w:b w:val="0"/>
-          <w:i w:val="0"/>
-        </w:rPr>
-        <w:t>ограничение: macro-F1 = 0.723 показывает, насколько модель воспроизводит правила,</w:t>
-      </w:r>
-    </w:p>
-    <w:p>
-      <w:r>
-        <w:rPr>
-          <w:b w:val="0"/>
-          <w:i w:val="0"/>
-        </w:rPr>
-        <w:t>а не экспертную разметку. Для честной оценки нужна ручная разметка выборки.</w:t>
-      </w:r>
-    </w:p>
-    <w:p>
-      <w:r>
-        <w:rPr>
-          <w:b/>
-          <w:i w:val="0"/>
-        </w:rPr>
-        <w:t>Что бы вы сделали дальше?</w:t>
-      </w:r>
-    </w:p>
-    <w:p>
-      <w:r>
-        <w:rPr>
-          <w:b w:val="0"/>
-          <w:i w:val="0"/>
-        </w:rPr>
-        <w:t>Добавить русскоязычный корпус, расширить выборку транзакционных писем, сделать</w:t>
-      </w:r>
-    </w:p>
-    <w:p>
-      <w:r>
-        <w:rPr>
-          <w:b w:val="0"/>
-          <w:i w:val="0"/>
-        </w:rPr>
-        <w:t>ручную разметку категорий, сравнить с дистиллированным трансформером по</w:t>
-      </w:r>
-    </w:p>
-    <w:p>
-      <w:r>
-        <w:rPr>
-          <w:b w:val="0"/>
-          <w:i w:val="0"/>
-        </w:rPr>
-        <w:t>соотношению качество/стоимость.</w:t>
-      </w:r>
-    </w:p>
-    <w:p>
-      <w:r>
-        <w:rPr>
-          <w:b/>
-          <w:i w:val="0"/>
-        </w:rPr>
-        <w:t>Как данные готовились к обучению?</w:t>
-      </w:r>
-    </w:p>
-    <w:p>
-      <w:r>
-        <w:rPr>
-          <w:b w:val="0"/>
-          <w:i w:val="0"/>
-        </w:rPr>
-        <w:t>Разбор MIME → текст из plain или HTML → нормализация (нижний регистр, замена URL,</w:t>
-      </w:r>
-    </w:p>
-    <w:p>
-      <w:r>
-        <w:rPr>
-          <w:b w:val="0"/>
-          <w:i w:val="0"/>
-        </w:rPr>
-        <w:t>e-mail и чисел токенами) → дедупликация → TF-IDF (слова 1–2-граммы, 60 000;</w:t>
-      </w:r>
-    </w:p>
-    <w:p>
-      <w:r>
-        <w:rPr>
-          <w:b w:val="0"/>
-          <w:i w:val="0"/>
-        </w:rPr>
-        <w:t>символы 3–4-граммы, 200 000) и 94 числовых признака.</w:t>
-      </w:r>
-    </w:p>
-    <w:p>
-      <w:pPr>
-        <w:pBdr>
-          <w:bottom w:val="single" w:sz="6" w:color="BBBBBB"/>
-        </w:pBdr>
-      </w:pPr>
-    </w:p>
-    <w:p>
-      <w:pPr>
-        <w:pStyle w:val="Heading2"/>
-      </w:pPr>
-      <w:r>
-        <w:rPr>
-          <w:b w:val="0"/>
-          <w:i w:val="0"/>
-        </w:rPr>
-        <w:t>13. Где это в коде и отчётах</w:t>
-      </w:r>
-    </w:p>
-    <w:tbl>
-      <w:tblPr>
-        <w:tblStyle w:val="TableGrid"/>
-        <w:tblW w:type="auto" w:w="0"/>
-        <w:jc w:val="center"/>
-        <w:tblLook w:firstColumn="1" w:firstRow="1" w:lastColumn="0" w:lastRow="0" w:noHBand="0" w:noVBand="1" w:val="04A0"/>
-      </w:tblPr>
-      <w:tblGrid>
-        <w:gridCol w:w="5128"/>
-        <w:gridCol w:w="5128"/>
-      </w:tblGrid>
-      <w:tr>
-        <w:trPr>
-          <w:tblHeader w:val="true"/>
-        </w:trPr>
-        <w:tc>
-          <w:tcPr>
-            <w:tcW w:type="dxa" w:w="5128"/>
-            <w:shd w:val="clear" w:color="auto" w:fill="EDF2F7"/>
-          </w:tcPr>
-          <w:p>
-            <w:pPr>
-              <w:spacing w:after="40"/>
-            </w:pPr>
-            <w:r>
-              <w:rPr>
-                <w:b/>
-              </w:rPr>
-            </w:r>
-            <w:r>
-              <w:rPr>
-                <w:b/>
-                <w:i w:val="0"/>
-              </w:rPr>
-              <w:t>Что</w:t>
-            </w:r>
-          </w:p>
-        </w:tc>
-        <w:tc>
-          <w:tcPr>
-            <w:tcW w:type="dxa" w:w="5128"/>
-            <w:shd w:val="clear" w:color="auto" w:fill="EDF2F7"/>
-          </w:tcPr>
-          <w:p>
-            <w:pPr>
-              <w:spacing w:after="40"/>
-            </w:pPr>
-            <w:r>
-              <w:rPr>
-                <w:b/>
-              </w:rPr>
-            </w:r>
-            <w:r>
-              <w:rPr>
-                <w:b/>
-                <w:i w:val="0"/>
-              </w:rPr>
-              <w:t>Где</w:t>
-            </w:r>
-          </w:p>
-        </w:tc>
-      </w:tr>
-      <w:tr>
-        <w:tc>
-          <w:tcPr>
-            <w:tcW w:type="dxa" w:w="5128"/>
-          </w:tcPr>
-          <w:p>
-            <w:pPr>
-              <w:spacing w:after="40"/>
-            </w:pPr>
-            <w:r/>
-            <w:r>
-              <w:rPr>
-                <w:b w:val="0"/>
-                <w:i w:val="0"/>
-              </w:rPr>
-              <w:t>Сборка датасета, разбор писем, дедупликация</w:t>
-            </w:r>
-          </w:p>
-        </w:tc>
-        <w:tc>
-          <w:tcPr>
-            <w:tcW w:type="dxa" w:w="5128"/>
-          </w:tcPr>
-          <w:p>
-            <w:pPr>
-              <w:spacing w:after="40"/>
-            </w:pPr>
-            <w:r/>
-            <w:r>
-              <w:rPr>
-                <w:rFonts w:ascii="Consolas" w:hAnsi="Consolas" w:cs="Consolas"/>
-                <w:b w:val="0"/>
-                <w:i w:val="0"/>
-                <w:sz w:val="19"/>
-              </w:rPr>
-              <w:t>src/load_data.py</w:t>
-            </w:r>
-          </w:p>
-        </w:tc>
-      </w:tr>
-      <w:tr>
-        <w:tc>
-          <w:tcPr>
-            <w:tcW w:type="dxa" w:w="5128"/>
-          </w:tcPr>
-          <w:p>
-            <w:pPr>
-              <w:spacing w:after="40"/>
-            </w:pPr>
-            <w:r/>
-            <w:r>
-              <w:rPr>
-                <w:b w:val="0"/>
-                <w:i w:val="0"/>
-              </w:rPr>
-              <w:t>94 числовых признака (включая 57 совместимых со SpamBase)</w:t>
-            </w:r>
-          </w:p>
-        </w:tc>
-        <w:tc>
-          <w:tcPr>
-            <w:tcW w:type="dxa" w:w="5128"/>
-          </w:tcPr>
-          <w:p>
-            <w:pPr>
-              <w:spacing w:after="40"/>
-            </w:pPr>
-            <w:r/>
-            <w:r>
-              <w:rPr>
-                <w:rFonts w:ascii="Consolas" w:hAnsi="Consolas" w:cs="Consolas"/>
-                <w:b w:val="0"/>
-                <w:i w:val="0"/>
-                <w:sz w:val="19"/>
-              </w:rPr>
-              <w:t>src/features.py</w:t>
-            </w:r>
-          </w:p>
-        </w:tc>
-      </w:tr>
-      <w:tr>
-        <w:tc>
-          <w:tcPr>
-            <w:tcW w:type="dxa" w:w="5128"/>
-          </w:tcPr>
-          <w:p>
-            <w:pPr>
-              <w:spacing w:after="40"/>
-            </w:pPr>
-            <w:r/>
-            <w:r>
-              <w:rPr>
-                <w:b w:val="0"/>
-                <w:i w:val="0"/>
-              </w:rPr>
-              <w:t>Обучение, кросс-валидация, анализ на тесте</w:t>
-            </w:r>
-          </w:p>
-        </w:tc>
-        <w:tc>
-          <w:tcPr>
-            <w:tcW w:type="dxa" w:w="5128"/>
-          </w:tcPr>
-          <w:p>
-            <w:pPr>
-              <w:spacing w:after="40"/>
-            </w:pPr>
-            <w:r/>
-            <w:r>
-              <w:rPr>
-                <w:rFonts w:ascii="Consolas" w:hAnsi="Consolas" w:cs="Consolas"/>
-                <w:b w:val="0"/>
-                <w:i w:val="0"/>
-                <w:sz w:val="19"/>
-              </w:rPr>
-              <w:t>src/train.py</w:t>
-            </w:r>
-          </w:p>
-        </w:tc>
-      </w:tr>
-      <w:tr>
-        <w:tc>
-          <w:tcPr>
-            <w:tcW w:type="dxa" w:w="5128"/>
-          </w:tcPr>
-          <w:p>
-            <w:pPr>
-              <w:spacing w:after="40"/>
-            </w:pPr>
-            <w:r/>
-            <w:r>
-              <w:rPr>
-                <w:b w:val="0"/>
-                <w:i w:val="0"/>
-              </w:rPr>
-              <w:t>Метрики эксперимента</w:t>
-            </w:r>
-          </w:p>
-        </w:tc>
-        <w:tc>
-          <w:tcPr>
-            <w:tcW w:type="dxa" w:w="5128"/>
-          </w:tcPr>
-          <w:p>
-            <w:pPr>
-              <w:spacing w:after="40"/>
-            </w:pPr>
-            <w:r/>
-            <w:r>
-              <w:rPr>
-                <w:rFonts w:ascii="Consolas" w:hAnsi="Consolas" w:cs="Consolas"/>
-                <w:b w:val="0"/>
-                <w:i w:val="0"/>
-                <w:sz w:val="19"/>
-              </w:rPr>
-              <w:t>artifacts/metrics.json</w:t>
-            </w:r>
-          </w:p>
-        </w:tc>
-      </w:tr>
-      <w:tr>
-        <w:tc>
-          <w:tcPr>
-            <w:tcW w:type="dxa" w:w="5128"/>
-          </w:tcPr>
-          <w:p>
-            <w:pPr>
-              <w:spacing w:after="40"/>
-            </w:pPr>
-            <w:r/>
-            <w:r>
-              <w:rPr>
-                <w:b w:val="0"/>
-                <w:i w:val="0"/>
-              </w:rPr>
-              <w:t>Презентация (слайды 10 и 12 — данные и результаты)</w:t>
-            </w:r>
-          </w:p>
-        </w:tc>
-        <w:tc>
-          <w:tcPr>
-            <w:tcW w:type="dxa" w:w="5128"/>
-          </w:tcPr>
-          <w:p>
-            <w:pPr>
-              <w:spacing w:after="40"/>
-            </w:pPr>
-            <w:r/>
-            <w:r>
-              <w:rPr>
-                <w:rFonts w:ascii="Consolas" w:hAnsi="Consolas" w:cs="Consolas"/>
-                <w:b w:val="0"/>
-                <w:i w:val="0"/>
-                <w:sz w:val="19"/>
-              </w:rPr>
-              <w:t>reports/Итоговое_задание_антиспам.pptx</w:t>
-            </w:r>
-          </w:p>
-        </w:tc>
-      </w:tr>
-      <w:tr>
-        <w:tc>
-          <w:tcPr>
-            <w:tcW w:type="dxa" w:w="5128"/>
-          </w:tcPr>
-          <w:p>
-            <w:pPr>
-              <w:spacing w:after="40"/>
-            </w:pPr>
-            <w:r/>
-            <w:r>
-              <w:rPr>
-                <w:b w:val="0"/>
-                <w:i w:val="0"/>
-              </w:rPr>
-              <w:t>Код</w:t>
-            </w:r>
-          </w:p>
-        </w:tc>
-        <w:tc>
-          <w:tcPr>
-            <w:tcW w:type="dxa" w:w="5128"/>
-          </w:tcPr>
-          <w:p>
-            <w:pPr>
-              <w:spacing w:after="40"/>
-            </w:pPr>
-            <w:r/>
-            <w:hyperlink r:id="rId10">
-              <w:r>
-                <w:rPr>
-                  <w:color w:val="1155CC"/>
-                  <w:u w:val="single"/>
-                </w:rPr>
-                <w:t xml:space="preserve">https://github.com/Andrey123654/antispam-ml</w:t>
-              </w:r>
-            </w:hyperlink>
-          </w:p>
-        </w:tc>
-      </w:tr>
-    </w:tbl>
-    <w:p/>
     <w:sectPr>
       <w:pgSz w:w="12240" w:h="15840"/>
-      <w:pgMar w:top="1134" w:right="850" w:bottom="1134" w:left="1134" w:header="720" w:footer="720" w:gutter="0"/>
+      <w:pgMar w:top="1020" w:right="850" w:bottom="1020" w:left="1134" w:header="720" w:footer="720" w:gutter="0"/>
       <w:cols w:space="720"/>
       <w:docGrid w:linePitch="360"/>
     </w:sectPr>
@@ -5887,10 +957,10 @@
     <w:qFormat/>
     <w:rsid w:val="00FC693F"/>
     <w:pPr>
-      <w:spacing w:after="120" w:line="276" w:lineRule="auto"/>
+      <w:spacing w:after="140" w:line="276" w:lineRule="auto"/>
     </w:pPr>
     <w:rPr>
-      <w:rFonts w:ascii="Calibri" w:hAnsi="Calibri" w:cs="Calibri"/>
+      <w:rFonts w:ascii="Arial" w:hAnsi="Arial" w:cs="Calibri"/>
       <w:sz w:val="22"/>
     </w:rPr>
   </w:style>
@@ -5953,7 +1023,7 @@
       <w:outlineLvl w:val="0"/>
     </w:pPr>
     <w:rPr>
-      <w:rFonts w:asciiTheme="majorHAnsi" w:eastAsiaTheme="majorEastAsia" w:hAnsiTheme="majorHAnsi" w:cstheme="majorBidi"/>
+      <w:rFonts w:asciiTheme="majorHAnsi" w:eastAsiaTheme="majorEastAsia" w:hAnsiTheme="majorHAnsi" w:cstheme="majorBidi" w:ascii="Arial" w:hAnsi="Arial"/>
       <w:b/>
       <w:bCs/>
       <w:color w:val="365F91" w:themeColor="accent1" w:themeShade="BF"/>
@@ -5977,7 +1047,7 @@
       <w:outlineLvl w:val="1"/>
     </w:pPr>
     <w:rPr>
-      <w:rFonts w:asciiTheme="majorHAnsi" w:eastAsiaTheme="majorEastAsia" w:hAnsiTheme="majorHAnsi" w:cstheme="majorBidi"/>
+      <w:rFonts w:asciiTheme="majorHAnsi" w:eastAsiaTheme="majorEastAsia" w:hAnsiTheme="majorHAnsi" w:cstheme="majorBidi" w:ascii="Arial" w:hAnsi="Arial"/>
       <w:b/>
       <w:bCs/>
       <w:color w:val="4F81BD" w:themeColor="accent1"/>
@@ -6235,15 +1305,12 @@
     <w:qFormat/>
     <w:rsid w:val="00FC693F"/>
     <w:pPr>
-      <w:pBdr>
-        <w:bottom w:val="single" w:sz="8" w:space="4" w:color="4F81BD" w:themeColor="accent1"/>
-      </w:pBdr>
       <w:spacing w:after="300" w:line="240" w:lineRule="auto"/>
       <w:contextualSpacing/>
     </w:pPr>
     <w:rPr>
-      <w:rFonts w:asciiTheme="majorHAnsi" w:eastAsiaTheme="majorEastAsia" w:hAnsiTheme="majorHAnsi" w:cstheme="majorBidi"/>
-      <w:color w:val="17365D" w:themeColor="text2" w:themeShade="BF"/>
+      <w:rFonts w:asciiTheme="majorHAnsi" w:eastAsiaTheme="majorEastAsia" w:hAnsiTheme="majorHAnsi" w:cstheme="majorBidi" w:ascii="Arial" w:hAnsi="Arial"/>
+      <w:color w:val="000000"/>
       <w:spacing w:val="5"/>
       <w:kern w:val="28"/>
       <w:sz w:val="52"/>
@@ -6722,9 +1789,6 @@
     <w:qFormat/>
     <w:rsid w:val="00FC693F"/>
     <w:pPr>
-      <w:pBdr>
-        <w:bottom w:val="single" w:sz="4" w:space="4" w:color="4F81BD" w:themeColor="accent1"/>
-      </w:pBdr>
       <w:spacing w:before="200" w:after="280"/>
       <w:ind w:left="936" w:right="936"/>
     </w:pPr>
